--- a/tillsyn/A 36350-2026 tillsynsbegäran.docx
+++ b/tillsyn/A 36350-2026 tillsynsbegäran.docx
@@ -341,7 +341,7 @@
     <w:r>
       <w:tab/>
       <w:tab/>
-      <w:t>2026-09-14</w:t>
+      <w:t>2026-09-15</w:t>
       <w:br/>
       <w:br/>
     </w:r>

--- a/tillsyn/A 36350-2026 tillsynsbegäran.docx
+++ b/tillsyn/A 36350-2026 tillsynsbegäran.docx
@@ -341,7 +341,7 @@
     <w:r>
       <w:tab/>
       <w:tab/>
-      <w:t>2026-09-15</w:t>
+      <w:t>2026-09-16</w:t>
       <w:br/>
       <w:br/>
     </w:r>

--- a/tillsyn/A 36350-2026 tillsynsbegäran.docx
+++ b/tillsyn/A 36350-2026 tillsynsbegäran.docx
@@ -341,7 +341,7 @@
     <w:r>
       <w:tab/>
       <w:tab/>
-      <w:t>2026-09-16</w:t>
+      <w:t>2026-09-17</w:t>
       <w:br/>
       <w:br/>
     </w:r>

--- a/tillsyn/A 36350-2026 tillsynsbegäran.docx
+++ b/tillsyn/A 36350-2026 tillsynsbegäran.docx
@@ -341,7 +341,7 @@
     <w:r>
       <w:tab/>
       <w:tab/>
-      <w:t>2026-09-17</w:t>
+      <w:t>2026-09-18</w:t>
       <w:br/>
       <w:br/>
     </w:r>

--- a/tillsyn/A 36350-2026 tillsynsbegäran.docx
+++ b/tillsyn/A 36350-2026 tillsynsbegäran.docx
@@ -341,7 +341,7 @@
     <w:r>
       <w:tab/>
       <w:tab/>
-      <w:t>2026-09-18</w:t>
+      <w:t>2026-09-19</w:t>
       <w:br/>
       <w:br/>
     </w:r>

--- a/tillsyn/A 36350-2026 tillsynsbegäran.docx
+++ b/tillsyn/A 36350-2026 tillsynsbegäran.docx
@@ -341,7 +341,7 @@
     <w:r>
       <w:tab/>
       <w:tab/>
-      <w:t>2026-09-19</w:t>
+      <w:t>2026-09-21</w:t>
       <w:br/>
       <w:br/>
     </w:r>

--- a/tillsyn/A 36350-2026 tillsynsbegäran.docx
+++ b/tillsyn/A 36350-2026 tillsynsbegäran.docx
@@ -341,7 +341,7 @@
     <w:r>
       <w:tab/>
       <w:tab/>
-      <w:t>2026-09-21</w:t>
+      <w:t>2026-09-23</w:t>
       <w:br/>
       <w:br/>
     </w:r>

--- a/tillsyn/A 36350-2026 tillsynsbegäran.docx
+++ b/tillsyn/A 36350-2026 tillsynsbegäran.docx
@@ -341,7 +341,7 @@
     <w:r>
       <w:tab/>
       <w:tab/>
-      <w:t>2026-09-23</w:t>
+      <w:t>2026-09-24</w:t>
       <w:br/>
       <w:br/>
     </w:r>

--- a/tillsyn/A 36350-2026 tillsynsbegäran.docx
+++ b/tillsyn/A 36350-2026 tillsynsbegäran.docx
@@ -341,7 +341,7 @@
     <w:r>
       <w:tab/>
       <w:tab/>
-      <w:t>2026-09-24</w:t>
+      <w:t>2026-09-25</w:t>
       <w:br/>
       <w:br/>
     </w:r>

--- a/tillsyn/A 36350-2026 tillsynsbegäran.docx
+++ b/tillsyn/A 36350-2026 tillsynsbegäran.docx
@@ -341,7 +341,7 @@
     <w:r>
       <w:tab/>
       <w:tab/>
-      <w:t>2026-09-25</w:t>
+      <w:t>2026-09-26</w:t>
       <w:br/>
       <w:br/>
     </w:r>

--- a/tillsyn/A 36350-2026 tillsynsbegäran.docx
+++ b/tillsyn/A 36350-2026 tillsynsbegäran.docx
@@ -341,7 +341,7 @@
     <w:r>
       <w:tab/>
       <w:tab/>
-      <w:t>2026-09-26</w:t>
+      <w:t>2026-09-27</w:t>
       <w:br/>
       <w:br/>
     </w:r>

--- a/tillsyn/A 36350-2026 tillsynsbegäran.docx
+++ b/tillsyn/A 36350-2026 tillsynsbegäran.docx
@@ -341,7 +341,7 @@
     <w:r>
       <w:tab/>
       <w:tab/>
-      <w:t>2026-09-27</w:t>
+      <w:t>2026-09-28</w:t>
       <w:br/>
       <w:br/>
     </w:r>

--- a/tillsyn/A 36350-2026 tillsynsbegäran.docx
+++ b/tillsyn/A 36350-2026 tillsynsbegäran.docx
@@ -341,7 +341,7 @@
     <w:r>
       <w:tab/>
       <w:tab/>
-      <w:t>2026-09-28</w:t>
+      <w:t>2026-09-29</w:t>
       <w:br/>
       <w:br/>
     </w:r>

--- a/tillsyn/A 36350-2026 tillsynsbegäran.docx
+++ b/tillsyn/A 36350-2026 tillsynsbegäran.docx
@@ -341,7 +341,7 @@
     <w:r>
       <w:tab/>
       <w:tab/>
-      <w:t>2026-09-29</w:t>
+      <w:t>2026-09-30</w:t>
       <w:br/>
       <w:br/>
     </w:r>

--- a/tillsyn/A 36350-2026 tillsynsbegäran.docx
+++ b/tillsyn/A 36350-2026 tillsynsbegäran.docx
@@ -341,7 +341,7 @@
     <w:r>
       <w:tab/>
       <w:tab/>
-      <w:t>2026-09-30</w:t>
+      <w:t>2026-10-01</w:t>
       <w:br/>
       <w:br/>
     </w:r>

--- a/tillsyn/A 36350-2026 tillsynsbegäran.docx
+++ b/tillsyn/A 36350-2026 tillsynsbegäran.docx
@@ -341,7 +341,7 @@
     <w:r>
       <w:tab/>
       <w:tab/>
-      <w:t>2026-10-01</w:t>
+      <w:t>2026-10-02</w:t>
       <w:br/>
       <w:br/>
     </w:r>

--- a/tillsyn/A 36350-2026 tillsynsbegäran.docx
+++ b/tillsyn/A 36350-2026 tillsynsbegäran.docx
@@ -341,7 +341,7 @@
     <w:r>
       <w:tab/>
       <w:tab/>
-      <w:t>2026-10-02</w:t>
+      <w:t>2026-10-03</w:t>
       <w:br/>
       <w:br/>
     </w:r>

--- a/tillsyn/A 36350-2026 tillsynsbegäran.docx
+++ b/tillsyn/A 36350-2026 tillsynsbegäran.docx
@@ -341,7 +341,7 @@
     <w:r>
       <w:tab/>
       <w:tab/>
-      <w:t>2026-10-03</w:t>
+      <w:t>2026-10-04</w:t>
       <w:br/>
       <w:br/>
     </w:r>

--- a/tillsyn/A 36350-2026 tillsynsbegäran.docx
+++ b/tillsyn/A 36350-2026 tillsynsbegäran.docx
@@ -341,7 +341,7 @@
     <w:r>
       <w:tab/>
       <w:tab/>
-      <w:t>2026-10-04</w:t>
+      <w:t>2026-10-05</w:t>
       <w:br/>
       <w:br/>
     </w:r>

--- a/tillsyn/A 36350-2026 tillsynsbegäran.docx
+++ b/tillsyn/A 36350-2026 tillsynsbegäran.docx
@@ -7,7 +7,7 @@
         <w:pStyle w:val="Title"/>
       </w:pPr>
       <w:r>
-        <w:t>Tillsynsbegäran – information om höga naturvärden i avverkningsanmälan A 36350-2026 i Uppsala kommun</w:t>
+        <w:t>Tillsynsbegäran – information om höga naturvärden och fridlysta arter i avverkningsanmälan A 36350-2026 i Uppsala kommun</w:t>
       </w:r>
     </w:p>
     <w:p>
@@ -22,7 +22,7 @@
       <w:r>
         <w:drawing>
           <wp:inline xmlns:a="http://schemas.openxmlformats.org/drawingml/2006/main" xmlns:pic="http://schemas.openxmlformats.org/drawingml/2006/picture">
-            <wp:extent cx="5486400" cy="5255242"/>
+            <wp:extent cx="5486400" cy="5007975"/>
             <wp:docPr id="1" name="Picture 1"/>
             <wp:cNvGraphicFramePr>
               <a:graphicFrameLocks noChangeAspect="1"/>
@@ -43,7 +43,7 @@
                   <pic:spPr>
                     <a:xfrm>
                       <a:off x="0" y="0"/>
-                      <a:ext cx="5486400" cy="5255242"/>
+                      <a:ext cx="5486400" cy="5007975"/>
                     </a:xfrm>
                     <a:prstGeom prst="rect"/>
                   </pic:spPr>
@@ -65,7 +65,7 @@
     </w:p>
     <w:p>
       <w:r>
-        <w:t>I och inom 23 meter från avverkningsanmälan finns fynd av 4 naturvårdsarter, varav 2 är rödlistade, 2 är typiska (T) och 2 är signalarter (S): kopparspindling (VU), tallticka (NT, T), bårdlav (S, T) och granbräken (S). Se Figur 1.</w:t>
+        <w:t>I och inom 23 meter från avverkningsanmälan finns fynd av 15 naturvårdsarter, varav 8 är rödlistade, 3 är fridlysta, 11 är typiska (T) och 4 är signalarter (S): kopparspindling (VU), fjällig taggsvamp s.str. (NT), rynkskinn (NT, T), skarp dropptaggsvamp (NT), tallticka (NT, T), tretåig hackspett (NT, T, §4), ullticka (NT, T), vedtrappmossa (NT, T), bronshjon (S, T), bårdlav (S, T), granbräken (S), vedticka (S, T), blåsippa (T, §9), spillkråka (T, §4) och timmerticka (T). Se Figur 1.</w:t>
       </w:r>
     </w:p>
     <w:p>
@@ -83,6 +83,11 @@
     </w:p>
     <w:p>
       <w:r>
+        <w:t>Vi begär vidare att Skogsstyrelsen säkerställer att inga skador eller försämringar av naturtypens bevarandestatus i området tillåts ske. Se Rådets direktiv 92/43/EEG samt ickeförsämringskravet i EU:s naturrestaureringsförordning (EU 2024/1991).</w:t>
+      </w:r>
+    </w:p>
+    <w:p>
+      <w:r>
         <w:t>Vi önskar även ta del av de ställningstaganden och beslut som myndigheten meddelar till följd av aktuell avverkningsanmälan och föreningens inlaga (se 34 § förvaltningslagen).</w:t>
       </w:r>
     </w:p>
@@ -96,7 +101,7 @@
     </w:p>
     <w:p>
       <w:r>
-        <w:t>Nedan följer beskrivningar av de naturvårdsarter och fridlysta arter som har sina livsmiljöer och växtplatser i den avverkningsanmälda skogen. De påträffade naturvårdsarterna är ett tydligt kvitto på att det rör sig om en skog med höga naturvärden.</w:t>
+        <w:t>Nedan följer beskrivningar av de naturvårdsarter och fridlysta arter som har sina livsmiljöer och växtplatser i den avverkningsanmälda skogen. Se även ytterligare artfakta i BILAGA 1. De påträffade naturvårdsarterna är ett tydligt kvitto på att det rör sig om en skog med höga naturvärden.</w:t>
       </w:r>
     </w:p>
     <w:p>
@@ -142,6 +147,57 @@
         <w:rPr>
           <w:b/>
         </w:rPr>
+        <w:t>Fjällig taggsvamp s.str. (NT)</w:t>
+      </w:r>
+      <w:r>
+        <w:t xml:space="preserve"> bildar mykorrhiza med gran i granskog och barrblandskog, främst på frisk näringsrik mark i äldre skog med lång trädkontinuitet. Den totala populationen i landet har minskat och bedöms fortsätta minska till följd av avverkning av äldre barrskogar. Minskningstakten för den svenska populationen bedöms vara nära gränsvärdet för sårbar (VU) (SLU Artdatabanken, 2026).</w:t>
+      </w:r>
+    </w:p>
+    <w:p>
+      <w:r>
+        <w:rPr>
+          <w:b/>
+        </w:rPr>
+        <w:t>Rynkskinn (NT)</w:t>
+      </w:r>
+      <w:r>
+        <w:t xml:space="preserve"> är en vednedbrytare som växer på grova granlågor och ingår i en karaktäristisk association av vedsvampar knutna till urskogsartade barrskogar. Den har klassificerats som en “urskogsindikator” och är placerad i toppen av Skogsstyrelsens värdepyramid för bedömning av skog med höga naturvärden. Allt tyder på att rynkskinn är mycket känslig för skogliga ingrepp och lokalerna, som oftast har höga biologiska kvaliteter, bör lämnas till fri utveckling. Rynkskinn är typisk art för </w:t>
+      </w:r>
+      <w:r>
+        <w:rPr>
+          <w:i/>
+        </w:rPr>
+        <w:t xml:space="preserve">9010 Taiga, 9050 Näringsrik granskog </w:t>
+      </w:r>
+      <w:r>
+        <w:t>och</w:t>
+      </w:r>
+      <w:r>
+        <w:rPr>
+          <w:i/>
+        </w:rPr>
+        <w:t xml:space="preserve"> 9030 Landhöjningsskog</w:t>
+      </w:r>
+      <w:r>
+        <w:t xml:space="preserve"> (Nitare &amp; Skogsstyrelsen, 2019; SLU Artdatabanken, 2026).</w:t>
+      </w:r>
+    </w:p>
+    <w:p>
+      <w:r>
+        <w:rPr>
+          <w:b/>
+        </w:rPr>
+        <w:t xml:space="preserve">Skarp dropptaggsvamp (NT) </w:t>
+      </w:r>
+      <w:r>
+        <w:t>bildar mykorrhiza med både gran och tall, främst i barrskogar med trädkontinuitet. Arten uppträder dels i näringsrik kalkbarrskog och dels i sur lavtallskog. Kalkbarrskogarna är ofta grandominerade, olikåldriga och skiktade på frisk mark med ett örtrikt vegetationsskikt. Lavtallskogarna är i regel magra, torra, ljusöppna och ofta brandpräglade. Den totala populationen i landet har minskat och bedöms fortsätta minska till följd av avverkning av äldre barrskogar. Arten har begränsad förmåga att återetablera sig efter slutavverkning eller andra storskaliga skogsbruksåtgärder. Det saknas indikationer på att arten långsiktigt kan etablera eller reproducera sig i skogsbestånd som brukas med metoder som trakthyggesbruk, markberedning, gödsling eller föryngring med förädlat plantmaterial. Minskningstakten för den svenska populationen bedöms vara nära gränsvärdet för Sårbar (VU) (SLU Artdatabanken, 2026).</w:t>
+      </w:r>
+    </w:p>
+    <w:p>
+      <w:r>
+        <w:rPr>
+          <w:b/>
+        </w:rPr>
         <w:t xml:space="preserve">Tallticka (NT) </w:t>
       </w:r>
       <w:r>
@@ -171,6 +227,131 @@
         <w:rPr>
           <w:b/>
         </w:rPr>
+        <w:t>Tretåig hackspett (NT, §4)</w:t>
+      </w:r>
+      <w:r>
+        <w:t xml:space="preserve"> är rödlistad som nära hotad och ingår i bilaga 1 i EU:s fågeldirektiv. Tretåig hackspett är för sin överlevnad beroende av kontinuerlig tillförsel av äldre döende och död ved, som sker genom naturliga självgallringsprocesser i äldre grannaturskogar och barrblandade naturskogar. Om en skog genom skogsbruk gallras eller glesas ur så upphör och uteblir i stort sett den naturliga självgallringsprocessen för mycket lång tid framöver vilket omöjliggör upprätthållandet av den kontinuerliga ekologiska funktionen i ett område. Det finns studier som visar att naturskogens självgallringsprocess som den tretåiga hackspetten är beroende av, inte kan ersättas med efterlämnad hänsyn i skogsbruket (Imbeau &amp; Desrochers, 2002). Storleken på häckningsreviret varierar med skogstypen, förekomsten av död ved och graden av fragmentering, men är i allmänhet i storleksordningen 25–100 hektar. Vintertid krävs ofta betydligt större områden och det finns studier som antyder att arten behöver minst 100 hektar äldre skog. I områden med låg bonitet kan det behövas över 200 hektar lämpligt habitat för att ett par ska kunna reproducera sig. Områden med dokumenterad permanent förekomst i naturskogsmiljöer har vanligen så stora naturvärden att skogsbruk är olämpligt. Tretåig hackspett är typisk art för </w:t>
+      </w:r>
+      <w:r>
+        <w:rPr>
+          <w:i/>
+        </w:rPr>
+        <w:t xml:space="preserve">9010 Taiga, 9740 Skogsbevuxen myr, 9030 Landhöjningsskog </w:t>
+      </w:r>
+      <w:r>
+        <w:t xml:space="preserve">och </w:t>
+      </w:r>
+      <w:r>
+        <w:rPr>
+          <w:i/>
+        </w:rPr>
+        <w:t>9040 Fjällbjörkskog</w:t>
+      </w:r>
+      <w:r>
+        <w:t xml:space="preserve"> (Skogsstyrelsen, 2016; SLU Artdatabanken, 2024).</w:t>
+      </w:r>
+    </w:p>
+    <w:p>
+      <w:r>
+        <w:rPr>
+          <w:b/>
+        </w:rPr>
+        <w:t>Ullticka (NT)</w:t>
+      </w:r>
+      <w:r>
+        <w:t xml:space="preserve"> är knuten till restbestånd av barrnaturskog och förekommer med ett tydligt optimum i orörda eller måttligt påverkade gamla granskogar där det föreligger viss kontinuitet av grov död ved. Ullticka är en bra signalart inom hela sitt utbredningsområde och i södra Sverige är den sällsynt och en god signalart för skyddsvärda granskogsmiljöer. Den hotas av avverkning och fragmentering av naturskog och äldre granskog med lång trädkontinuitet. På ullticka kan ibland ulltickeporing (VU) påträffas - det är en sällsynt ticka som nyligen delats upp i de tre olika arterna ulltickeporing </w:t>
+      </w:r>
+      <w:r>
+        <w:rPr>
+          <w:i/>
+        </w:rPr>
+        <w:t xml:space="preserve">Skeletocutis brevispora </w:t>
+      </w:r>
+      <w:r>
+        <w:t>(VU)</w:t>
+      </w:r>
+      <w:r>
+        <w:rPr>
+          <w:i/>
+        </w:rPr>
+        <w:t>, Skeletocutis delicata</w:t>
+      </w:r>
+      <w:r>
+        <w:t xml:space="preserve"> (VU)</w:t>
+      </w:r>
+      <w:r>
+        <w:rPr>
+          <w:i/>
+        </w:rPr>
+        <w:t xml:space="preserve"> och Skeletocutis exilis</w:t>
+      </w:r>
+      <w:r>
+        <w:t xml:space="preserve"> (NT). Ullticka är typisk art för </w:t>
+      </w:r>
+      <w:r>
+        <w:rPr>
+          <w:i/>
+        </w:rPr>
+        <w:t xml:space="preserve">9010 Taiga, 9050 Näringsrik granskog </w:t>
+      </w:r>
+      <w:r>
+        <w:t xml:space="preserve">och </w:t>
+      </w:r>
+      <w:r>
+        <w:rPr>
+          <w:i/>
+        </w:rPr>
+        <w:t>9030 Landhöjningsskog</w:t>
+      </w:r>
+      <w:r>
+        <w:t xml:space="preserve"> (SLU Artdatabanken, 2026; Nitare &amp; Skogsstyrelsen, 2019; Miettinen &amp; Niemelä, 2018).</w:t>
+      </w:r>
+    </w:p>
+    <w:p>
+      <w:r>
+        <w:rPr>
+          <w:b/>
+        </w:rPr>
+        <w:t xml:space="preserve">Vedtrappmossa (NT) </w:t>
+      </w:r>
+      <w:r>
+        <w:t xml:space="preserve">växer på död ved, främst i gammal granskog. Den förekommer knappast alls i fjällnära barrskogar utan finns i skogslandskapet nedom fjällen och framför allt i landets södra delar är den en mycket bra signalart för barrnaturskog med höga naturvärden. Skogsavverkning och brist på grov död ved i skogen är de allvarligaste hoten och den överlever inte kalhyggesbruk. Lokaler med sluten granskog, tillräckligt stora för att säkerställa ett kontinuerligt tillskott på grova lågor, bör undantas från storskaligt skogsbruk. Vedtrappmossa är typisk art för </w:t>
+      </w:r>
+      <w:r>
+        <w:rPr>
+          <w:i/>
+        </w:rPr>
+        <w:t>9010 Taiga</w:t>
+      </w:r>
+      <w:r>
+        <w:t xml:space="preserve"> (SLU Artdatabanken, 2024).</w:t>
+      </w:r>
+    </w:p>
+    <w:p>
+      <w:r>
+        <w:rPr>
+          <w:b/>
+        </w:rPr>
+        <w:t>Bronshjon</w:t>
+      </w:r>
+      <w:r>
+        <w:t xml:space="preserve"> är en skalbagge vars larvutveckling sker under grov bark på stammar av döda eller döende barrträd, främst gran, i mindre omfattning tall. Arten är knuten till äldre, naturskogslik granskog med inslag av torkande träd. Bronshjon är typisk art för </w:t>
+      </w:r>
+      <w:r>
+        <w:rPr>
+          <w:i/>
+        </w:rPr>
+        <w:t>9010 Taiga</w:t>
+      </w:r>
+      <w:r>
+        <w:t xml:space="preserve"> (SLU Artdatabanken, 2025).</w:t>
+      </w:r>
+    </w:p>
+    <w:p>
+      <w:r>
+        <w:rPr>
+          <w:b/>
+        </w:rPr>
         <w:t>Bårdlav</w:t>
       </w:r>
       <w:r>
@@ -211,6 +392,741 @@
       </w:r>
       <w:r>
         <w:t xml:space="preserve"> (SLU Artdatabanken, 2026; Nitare &amp; Skogsstyrelsen, 2019).</w:t>
+      </w:r>
+    </w:p>
+    <w:p>
+      <w:r>
+        <w:rPr>
+          <w:b/>
+        </w:rPr>
+        <w:t xml:space="preserve">Vedticka </w:t>
+      </w:r>
+      <w:r>
+        <w:t xml:space="preserve">är en bra signalart söder om den naturliga norrlandsgränsen. Den är huvudsakligen knuten till äldre barrskogar där det föreligger långvarig kontinuitet av död barrved. Vedticka är typisk art för </w:t>
+      </w:r>
+      <w:r>
+        <w:rPr>
+          <w:i/>
+        </w:rPr>
+        <w:t xml:space="preserve">9010 Taiga </w:t>
+      </w:r>
+      <w:r>
+        <w:t>(Nitare &amp; Skogsstyrelsen, 2019; SLU Artdatabanken, 2025).</w:t>
+      </w:r>
+    </w:p>
+    <w:p>
+      <w:r>
+        <w:rPr>
+          <w:b/>
+        </w:rPr>
+        <w:t>Blåsippa (§9)</w:t>
+      </w:r>
+      <w:r>
+        <w:t xml:space="preserve"> är typisk art för </w:t>
+      </w:r>
+      <w:r>
+        <w:rPr>
+          <w:i/>
+        </w:rPr>
+        <w:t>9050 Näringsrik granskog, 9020 Nordlig ädellövskog</w:t>
+      </w:r>
+      <w:r>
+        <w:t xml:space="preserve"> och </w:t>
+      </w:r>
+      <w:r>
+        <w:rPr>
+          <w:i/>
+        </w:rPr>
+        <w:t>8240 Karsthällmarker</w:t>
+      </w:r>
+      <w:r>
+        <w:t xml:space="preserve"> (SLU Artdatabanken, 2025).</w:t>
+      </w:r>
+    </w:p>
+    <w:p>
+      <w:r>
+        <w:rPr>
+          <w:b/>
+        </w:rPr>
+        <w:t>Spillkråka (§4)</w:t>
+      </w:r>
+      <w:r>
+        <w:t xml:space="preserve"> omfattas av bilaga 1 i EU:s fågeldirektiv och är typisk art för </w:t>
+      </w:r>
+      <w:r>
+        <w:rPr>
+          <w:i/>
+        </w:rPr>
+        <w:t xml:space="preserve">9010 Taiga </w:t>
+      </w:r>
+      <w:r>
+        <w:t>och</w:t>
+      </w:r>
+      <w:r>
+        <w:rPr>
+          <w:i/>
+        </w:rPr>
+        <w:t xml:space="preserve"> 9740 Skogsbevuxen myr</w:t>
+      </w:r>
+      <w:r>
+        <w:t>. Den behöver grova träd, främst tall, asp och bok som boträd. Skogsbruk med korta omloppstider och täta, homogena ungskogar utgör det största hotet. Spillkråka är en nyckelart i skogliga miljöer vars övergivna bohål utnyttjas av flera andra hålhäckande fågelarter och fladdermöss, däribland pärluggla (EN, §4), knipa (§4), salskrake (§4) och skogsduva (§4). Hökuggla (VU, §4) och slaguggla (§4) häckar ofta i högstubbar som brutits av i höjd med ett gammalt spillkråkebo (SLU Artdatabanken, 2026; Skogsstyrelsen, 2016).</w:t>
+      </w:r>
+    </w:p>
+    <w:p>
+      <w:r>
+        <w:rPr>
+          <w:b/>
+        </w:rPr>
+        <w:t>Timmerticka</w:t>
+      </w:r>
+      <w:r>
+        <w:t xml:space="preserve"> är typisk art för </w:t>
+      </w:r>
+      <w:r>
+        <w:rPr>
+          <w:i/>
+        </w:rPr>
+        <w:t>9060 Åsbarrskog</w:t>
+      </w:r>
+      <w:r>
+        <w:t>. Bland annat åtgärdsprogramsarten skrovlig flatbagge (NT) samt timmertickgnagare kan påträffas på eller i nära anslutning till fruktkroppar av timmerticka</w:t>
+      </w:r>
+      <w:r>
+        <w:rPr>
+          <w:i/>
+        </w:rPr>
+        <w:t xml:space="preserve"> </w:t>
+      </w:r>
+      <w:r>
+        <w:t>(SLU Artdatabanken, 2026).</w:t>
+      </w:r>
+    </w:p>
+    <w:p>
+      <w:pPr>
+        <w:pStyle w:val="Heading1"/>
+      </w:pPr>
+      <w:r>
+        <w:t>EU:s fågeldirektiv</w:t>
+      </w:r>
+    </w:p>
+    <w:p>
+      <w:r>
+        <w:t xml:space="preserve">Europeiska unionens medlemsländer är skyldiga att agera i enlighet med EU:s fågeldirektiv där det uttryckligen står att direktivet gäller för fåglar samt för deras ägg, bon och </w:t>
+      </w:r>
+      <w:r>
+        <w:rPr>
+          <w:b/>
+        </w:rPr>
+        <w:t xml:space="preserve">livsmiljöer </w:t>
+      </w:r>
+      <w:r>
+        <w:t>(artikel 1). Vidare att de åtgärder som vidtas inte får leda till en försämring av den nuvarande situationen beträffande bevarandet av de fågelarter som avses i artikel 1 (artikel 13). Fågeldirektivet är styrande för tillsynsansvariga myndigheters ärendehantering, ställningstaganden och beslutsfattande.</w:t>
+      </w:r>
+    </w:p>
+    <w:p>
+      <w:pPr>
+        <w:pStyle w:val="Heading1"/>
+      </w:pPr>
+      <w:r>
+        <w:t>Typiska arter och EU:s art- och habitatdirektiv</w:t>
+      </w:r>
+    </w:p>
+    <w:p>
+      <w:r>
+        <w:t>Typiska arter används för att lokalisera områden med gynnsam bevarandestatus för de naturtyper som är listade i EU:s art- och habitatdirektiv. Ett exempel är Västlig taiga (EU-kod 9010) som saknar gynnsam bevarandestatus och minskar starkt som naturtyp i Sverige. Naturvårdsverket skriver i sin vägledning för Västlig taiga att dylika miljöer förutsätter normalt att skogarna skyddas långsiktigt, eftersom skogsbruk inte är förenligt med bevarande av naturtypen i gynnsamt tillstånd (Naturvårdsverket, 2011).</w:t>
+      </w:r>
+    </w:p>
+    <w:p>
+      <w:r>
+        <w:t>Följande typiska arter har sina livsmiljöer och växtplatser i den avverkningsanmälda skogen: rynkskinn (NT, T), tallticka (NT, T), tretåig hackspett (NT, T, §4), ullticka (NT, T), vedtrappmossa (NT, T), bronshjon (S, T), bårdlav (S, T), vedticka (S, T), blåsippa (T, §9), spillkråka (T, §4) och timmerticka (T).</w:t>
+      </w:r>
+    </w:p>
+    <w:p>
+      <w:r>
+        <w:t>Enligt Sveriges Artikel 17 rapportering 2013 och 2019 till EU, har naturtypen Västlig taiga (9010) dålig bevarandestatus med negativ trend inom Sveriges boreala region. Skogsbruksåtgärder som avverkning, röjning och gallring pekas ut som några av de främst bidragande orsakerna till naturtypens dåliga status och negativa trend (SLU Artdatabanken, 2019). I EU:s uppföljning av tillståndet för naturtyperna i Skandinavien 2013 – 2018 framgår det att i den boreala regionen är tillståndet så dåligt för Västlig taiga (9010) att habitatet löper allvarlig risk att försvinna regionalt (EEA, 2022). Det allvarliga läget för den biologiska mångfalden i skogen framhålls även i Skogsstyren rapport 2026/07:</w:t>
+      </w:r>
+    </w:p>
+    <w:p>
+      <w:r>
+        <w:rPr>
+          <w:i/>
+        </w:rPr>
+        <w:t>"All avverkning av kända skogliga värdekärnor och sannolika kontinuitetsskogar behöver upphöra för att fylla bristen om 1,56 miljoner hektar bevarad livsmiljötyp. På grund av begränsade kvarvarande arealer av värdekärnor, naturskogar och kontinuitetsskogar leder fortsatt förlust av dessa till en påtaglig risk för långsiktigt negativa effekter för biologisk mångfald i skogslandskapet. Att de återstående arealerna bevaras och ges ett långsiktigt skydd bedöms därför vara av avgörande betydelse."</w:t>
+      </w:r>
+      <w:r>
+        <w:t xml:space="preserve"> (Skogsstyrelsen, 2026).</w:t>
+      </w:r>
+    </w:p>
+    <w:p>
+      <w:r>
+        <w:t>Trots detta har statusen för Västlig taiga ändrats till otillräcklig i stället för dålig i den senaste Artikel 17 rapporteringen 2025. Av Naturvårdsverkets rapport framgår det dock att de ändrade statusbedömningarna jämfört med rapporteringen 2019 inte beror på faktiska miljöförändringar. Ändringarna är av teknisk karaktär och främst en följd av resultaten från genomförda regeringsuppdrag och beslut inför rapporteringen 2025. Det är alltså politisk styrning i stället för faktiska förhållanden i naturen som ändrat på naturtypernas status i rapporteringen, vilket rimmar dåligt med såväl art- och habitatdirektivets syften och mål som med naturrestaureringsförordningen. I praktiken har dock Sveriges nya sätt att rapportera bevarandestatus till EU inte någon betydelse eftersom Naturvårdsverkets rapportering 2025 visar att Västlig taiga</w:t>
+      </w:r>
+      <w:r>
+        <w:rPr>
+          <w:b/>
+        </w:rPr>
+        <w:t xml:space="preserve"> </w:t>
+      </w:r>
+      <w:r>
+        <w:t>inte har gynnsam bevarandestatus.</w:t>
+      </w:r>
+    </w:p>
+    <w:p>
+      <w:r>
+        <w:t>Åtgärder som vidtas i enlighet med art- och habitatdirektivet ska enligt Artikel 2 syfta till att bibehålla eller återställa en gynnsam bevarandestatus hos livsmiljöer samt arter och vilda djur och växter av gemenskapsintresse. Enligt prejudikat från EU-domstolen ska en skogsbruksverksamhet utföras på ett sådant sätt som utgör ett förebyggande och hållbart skogsbruk för att betraktas som förenlig med bevarandekraven i direktivet (se EU-domstolens dom i de förenade målen C 473-19 och C 474-19).</w:t>
+      </w:r>
+    </w:p>
+    <w:p>
+      <w:r>
+        <w:t xml:space="preserve">Av artikel 1.e samma direktiv framgår att en livsmiljös bevarandestatus anses " gynnsam" när — dess naturliga utbredningsområde och de ytor den täcker inom detta område är stabila eller ökande, och — den särskilda struktur och de särskilda funktioner som är nödvändiga för att den skall kunna bibehållas på lång sikt finns, och sannolikt kommer att finnas under en överskådlig framtid, och — bevarandestatusen hos dess </w:t>
+      </w:r>
+      <w:r>
+        <w:rPr>
+          <w:b/>
+        </w:rPr>
+        <w:t>typiska arter</w:t>
+      </w:r>
+      <w:r>
+        <w:t xml:space="preserve"> är gynnsam enligt definitionen i artikel 1.i.</w:t>
+      </w:r>
+    </w:p>
+    <w:p>
+      <w:r>
+        <w:t>EU-direktiv är bindande för EU:s medlemsländer varvid det ankommer på Skogsstyrelsen som nationell tillsynsmyndighet att beakta syftet med EU:s art- och habitatdirektiv vid prövningen av en skogsbruksverksamhet, se Rådets direktiv 92/43/EEG. Se ytterligare information om EU:s livsmiljödirektiv i bilaga 2.</w:t>
+      </w:r>
+    </w:p>
+    <w:p>
+      <w:r>
+        <w:br w:type="page"/>
+      </w:r>
+    </w:p>
+    <w:p>
+      <w:pPr>
+        <w:pStyle w:val="Title"/>
+      </w:pPr>
+      <w:r>
+        <w:t>BILAGA 1 – Fridlysta arter</w:t>
+      </w:r>
+    </w:p>
+    <w:p>
+      <w:pPr>
+        <w:pStyle w:val="Heading1"/>
+      </w:pPr>
+      <w:r>
+        <w:t>Tretåig hackspett – ekologi samt krav på livsmiljön</w:t>
+      </w:r>
+    </w:p>
+    <w:p>
+      <w:r>
+        <w:t xml:space="preserve">Tretåig hackspett (NT) är fridlyst enligt §4 Artskyddsförordningen och finns med som prioriterad art i Skogsstyrelsen vägledning för skogsbruket (bilaga 4 till SVL). I vägledningen står bland annat att: </w:t>
+      </w:r>
+      <w:r>
+        <w:rPr>
+          <w:i/>
+        </w:rPr>
+        <w:t xml:space="preserve">“Tretåig hackspett har stora arealkrav och höga krav på sin livsmiljö. Omdaningen av naturskogar till kulturskogar medför en förlust av viktiga miljöer, något som förstärks av ökad fragmentering till följd av avverkningar.” </w:t>
+      </w:r>
+      <w:r>
+        <w:t xml:space="preserve">Vidare att: </w:t>
+      </w:r>
+      <w:r>
+        <w:rPr>
+          <w:i/>
+        </w:rPr>
+        <w:t>“Områden med dokumenterad permanent förekomst i naturskogsmiljöer har vanligen så stora naturvärden att skogsbruk är olämpligt”</w:t>
+      </w:r>
+      <w:r>
+        <w:t xml:space="preserve"> (SLU Artdatabanken, 2024; Skogsstyrelsen, 2016)</w:t>
+      </w:r>
+      <w:r>
+        <w:rPr>
+          <w:i/>
+        </w:rPr>
+        <w:t>.</w:t>
+      </w:r>
+    </w:p>
+    <w:p>
+      <w:r>
+        <w:t>Tretåig hackspett är beroende av större sammanhängande naturskogar med kontinuerlig tillgång och nybildning av död ved och fragmentering av livsmiljöerna utgör ett stort hot mot arten (se exempelvis Stachura-Skierczynska et al., 2009; Wesolowski et al., 2005; Butler et al., 2004; Pakkala et al., 2002; Amcoff et al., 1996; Virkkala, 1991). Det finns studier som visar att naturskogens självgallringsprocess som den tretåiga hackspetten är beroende av, inte kan ersättas med efterlämnad hänsyn i skogsbruket (Imbeau &amp; Desrochers, 2002).</w:t>
+      </w:r>
+    </w:p>
+    <w:p>
+      <w:r>
+        <w:t>Permanenta revir av tretåig hackspett karaktäriseras ofta av artens typiska ringformigt ordnade hackmärken på framför allt gamla granar. För att säkerställa att inte revir av tretåig hackspett drabbas av avverkningsplanerna bör en inventering göras i området både under häckningstid och under vintern, då arten utnyttjar betydligt större områden än under sommarens häckningsrevir. Storleken på häckningsreviret varierar med skogstypen, förekomsten av död ved och graden av fragmentering, men är i allmänhet i storleksordningen 25–100 hektar (SLU Artdatabanken, 2024; Skogsstyrelsen, 2016).</w:t>
+      </w:r>
+    </w:p>
+    <w:p>
+      <w:r>
+        <w:t xml:space="preserve">Förutom fridlysning enligt §4 Artskyddsförordningen är tretåig hackspett även förtecknad i EU:s fågeldirektiv bilaga 1. Den är typisk art för </w:t>
+      </w:r>
+      <w:r>
+        <w:rPr>
+          <w:i/>
+        </w:rPr>
+        <w:t xml:space="preserve">9010 Taiga, 9740 Skogsbevuxen myr, 9030 Landhöjningsskog </w:t>
+      </w:r>
+      <w:r>
+        <w:t xml:space="preserve">och </w:t>
+      </w:r>
+      <w:r>
+        <w:rPr>
+          <w:i/>
+        </w:rPr>
+        <w:t>9040 Fjällbjörkskog</w:t>
+      </w:r>
+      <w:r>
+        <w:t xml:space="preserve"> samt ingår i Natura 2000 och är förtecknad i Bernkonventionen bilaga II (strikt skyddade djurarter) (SLU Artdatabanken, 2024; Skogsstyrelsen, 2016).</w:t>
+      </w:r>
+    </w:p>
+    <w:p>
+      <w:pPr>
+        <w:pStyle w:val="Heading2"/>
+      </w:pPr>
+      <w:r>
+        <w:t>Referenser – tretåig hackspett</w:t>
+      </w:r>
+    </w:p>
+    <w:p>
+      <w:r>
+        <w:t xml:space="preserve">Amcoff, M. &amp; Eriksson, P. 1996. </w:t>
+      </w:r>
+      <w:r>
+        <w:rPr>
+          <w:i/>
+        </w:rPr>
+        <w:t xml:space="preserve">Förekomst av tretåig hackspett Picoides tridactylus på bestånds- och landskapsnivå. </w:t>
+      </w:r>
+      <w:r>
+        <w:t>Ornis Svecica 6: 107–119.</w:t>
+      </w:r>
+    </w:p>
+    <w:p>
+      <w:r>
+        <w:t xml:space="preserve">Butler, R., Angelstam, P., Ekelund, P. &amp; Schlaeffer, R. 2004. </w:t>
+      </w:r>
+      <w:r>
+        <w:rPr>
+          <w:i/>
+        </w:rPr>
+        <w:t xml:space="preserve">Dead wood threshold values for the three-toed woodpecker presence in boreal and sub-Alpine forest. </w:t>
+      </w:r>
+      <w:r>
+        <w:t>Biological conservation 119(3): 305–318.</w:t>
+      </w:r>
+    </w:p>
+    <w:p>
+      <w:r>
+        <w:t xml:space="preserve">Imbeau, L. &amp; Desrochers, A. 2002. </w:t>
+      </w:r>
+      <w:r>
+        <w:rPr>
+          <w:i/>
+        </w:rPr>
+        <w:t xml:space="preserve">Foraging Ecology and Use of Drumming Trees by Three-Toed Woodpeckers. </w:t>
+      </w:r>
+      <w:r>
+        <w:t>The Journal of Wildlife Management. Vol. 66, No. 1 (Jan., 2002), pp. 222–231.</w:t>
+      </w:r>
+    </w:p>
+    <w:p>
+      <w:r>
+        <w:t xml:space="preserve">Pakkala, T., Hanski, I. &amp; Tomppo, E. 2002. </w:t>
+      </w:r>
+      <w:r>
+        <w:rPr>
+          <w:i/>
+        </w:rPr>
+        <w:t xml:space="preserve">Spatial ecology of the three-toed woodpecker in managed forest landscapes. </w:t>
+      </w:r>
+      <w:r>
+        <w:t>Silva Fennica 36(1): 279–288.</w:t>
+      </w:r>
+    </w:p>
+    <w:p>
+      <w:r>
+        <w:t xml:space="preserve">Skogsstyrelsen, 2016. </w:t>
+      </w:r>
+      <w:r>
+        <w:rPr>
+          <w:i/>
+        </w:rPr>
+        <w:t>Vägledning för hänsyn till fåglar – Tretåig hackspett.</w:t>
+      </w:r>
+    </w:p>
+    <w:p>
+      <w:r>
+        <w:t xml:space="preserve">SLU Artdatabanken, 2024. </w:t>
+      </w:r>
+      <w:r>
+        <w:rPr>
+          <w:i/>
+        </w:rPr>
+        <w:t xml:space="preserve">Artfaktablad. Naturvård – artfakta. </w:t>
+      </w:r>
+      <w:r>
+        <w:t>SLU Artdatabanken, Uppsala.</w:t>
+      </w:r>
+    </w:p>
+    <w:p>
+      <w:r>
+        <w:t xml:space="preserve">Stachura-Skierczynska, K., Tumiel, T. &amp; Skierczynski, M. 2009. </w:t>
+      </w:r>
+      <w:r>
+        <w:rPr>
+          <w:i/>
+        </w:rPr>
+        <w:t xml:space="preserve">Habitat prediction model for three-toed woodpecker and its implications for the conservation of biologically valuable forests. </w:t>
+      </w:r>
+      <w:r>
+        <w:t>Forest Ecology and Management 258(5): 697–703.</w:t>
+      </w:r>
+    </w:p>
+    <w:p>
+      <w:r>
+        <w:t xml:space="preserve">Virkkala, R. 1991. </w:t>
+      </w:r>
+      <w:r>
+        <w:rPr>
+          <w:i/>
+        </w:rPr>
+        <w:t xml:space="preserve">Population trends of forest birds in a Finnish Lapland landscape of large habitat blocks – Consequences of stochastic environmental variation or regional habitat alteration. </w:t>
+      </w:r>
+      <w:r>
+        <w:t>Biological conservation 56(2): 223–240.</w:t>
+      </w:r>
+    </w:p>
+    <w:p>
+      <w:r>
+        <w:t xml:space="preserve">Wesolowski, T., Czeszczewik, D. &amp; Rowinski, P. 2005. </w:t>
+      </w:r>
+      <w:r>
+        <w:rPr>
+          <w:i/>
+        </w:rPr>
+        <w:t xml:space="preserve">Effects of forest management on Three-toed Woodpecker Picoides tridactylus distribution in the Bialowieza Forest (NE Poland): conservation implications. </w:t>
+      </w:r>
+      <w:r>
+        <w:t>Acta Ornithologica 40(1): 53–60.</w:t>
+      </w:r>
+    </w:p>
+    <w:p>
+      <w:pPr>
+        <w:pStyle w:val="Heading1"/>
+      </w:pPr>
+      <w:r>
+        <w:t>Spillkråka – ekologi samt krav på livsmiljön</w:t>
+      </w:r>
+    </w:p>
+    <w:p>
+      <w:r>
+        <w:t xml:space="preserve">Spillkråka (§4) ingår i bilaga 1 EU:s fågeldirektiv och är typisk art för </w:t>
+      </w:r>
+      <w:r>
+        <w:rPr>
+          <w:i/>
+        </w:rPr>
+        <w:t xml:space="preserve">9010 Taiga </w:t>
+      </w:r>
+      <w:r>
+        <w:t>och</w:t>
+      </w:r>
+      <w:r>
+        <w:rPr>
+          <w:i/>
+        </w:rPr>
+        <w:t xml:space="preserve"> 9740 Skogsbevuxen myr</w:t>
+      </w:r>
+      <w:r>
+        <w:t>. Den lever i både barr- och blandskog liksom i ren lövskog. De tätaste populationerna tenderar att finnas i äldre, variationsrik blandskog med gott om död ved och gamla träd. Varje par utnyttjar 400–1000 hektar skog beroende på skogens kvalitet. Skogsbruk med korta omloppstider och täta, homogena ungskogar utgör det största hotet (SLU Artdatabanken, 2026).</w:t>
+      </w:r>
+    </w:p>
+    <w:p>
+      <w:r>
+        <w:t>Spillkråka är en nyckelart i skogliga miljöer vars övergivna bohål utnyttjas av flera andra hålhäckande fågelarter och fladdermöss, däribland pärluggla (EN, §4), knipa (§4), salskrake (§4) och skogsduva (§4). Hökuggla (VU, §4) och slaguggla (§4) häckar ofta i högstubbar som brutits av i höjd med ett gammalt spillkråkebo (Skogsstyrelsen, 2016).</w:t>
+      </w:r>
+    </w:p>
+    <w:p>
+      <w:pPr>
+        <w:pStyle w:val="Heading2"/>
+      </w:pPr>
+      <w:r>
+        <w:t>Referenser – spillkråka</w:t>
+      </w:r>
+    </w:p>
+    <w:p>
+      <w:r>
+        <w:t xml:space="preserve">Skogsstyrelsen, 2016. </w:t>
+      </w:r>
+      <w:r>
+        <w:rPr>
+          <w:i/>
+        </w:rPr>
+        <w:t xml:space="preserve">Vägledning för hänsyn till spillkråka. </w:t>
+      </w:r>
+      <w:r>
+        <w:t>Vägledningar och kunskapsstöd artskydd – Skogsstyrelsen.</w:t>
+      </w:r>
+    </w:p>
+    <w:p>
+      <w:r>
+        <w:t xml:space="preserve">SLU Artdatabanken, 2026. </w:t>
+      </w:r>
+      <w:r>
+        <w:rPr>
+          <w:i/>
+        </w:rPr>
+        <w:t xml:space="preserve">Artfaktablad. Naturvård – artfakta. </w:t>
+      </w:r>
+      <w:r>
+        <w:t>SLU Artdatabanken, Uppsala.</w:t>
+      </w:r>
+    </w:p>
+    <w:p>
+      <w:r>
+        <w:br w:type="page"/>
+      </w:r>
+    </w:p>
+    <w:p>
+      <w:pPr>
+        <w:pStyle w:val="Title"/>
+      </w:pPr>
+      <w:r>
+        <w:t>BILAGA 2 – EU:s art- och habitatdirektiv, fågeldirektiv och naturrestaureringsförordning</w:t>
+      </w:r>
+    </w:p>
+    <w:p>
+      <w:pPr>
+        <w:pStyle w:val="Heading2"/>
+      </w:pPr>
+      <w:r>
+        <w:t>Förenlighet med EU-direktiv</w:t>
+      </w:r>
+    </w:p>
+    <w:p>
+      <w:r>
+        <w:t>EU-direktiv är bindande för EU:s medlemsländer varvid det ankommer på Skogsstyrelsen som nationell tillsynsmyndighet att beakta syftet med EU:s art- och habitatdirektiv respektive fågeldirektiv vid prövningen av en skogsbruksverksamhet, se Rådets direktiv 92/43/EEG samt 2009/147/EG. Nationella regler som omfattas av ett EU-direktiv ska enligt fast rättspraxis tolkas i enlighet med direktivet, vilket medför en skyldighet för myndigheten att tolka bestämmelser i nationell rätt i ljuset av direktivets ordalydelse, sammanhang och de mål som eftersträvas med direktivet (se EU-domstolens dom i mål C 477/19).</w:t>
+      </w:r>
+    </w:p>
+    <w:p>
+      <w:r>
+        <w:t>EU:s medlemsstater åläggs i Artikel 3 i fågeldirektivet generella skyldigheter avseende skydd, bevarande och återställande av tillräckligt stora och varierande livsmiljöer för de fågelarter som omfattas av direktivet. Medlemsstaterna ska vidta de åtgärder som är nödvändiga för att bibehålla populationen av fågelarterna på en nivå som svarar särskilt mot ekologiska, vetenskapliga och kulturella behov, eller återupprätta populationen av dessa arter till en sådan nivå (se Europaparlamentets och rådets direktiv 2009/147/EG).</w:t>
+      </w:r>
+    </w:p>
+    <w:p>
+      <w:r>
+        <w:t>Åtgärder som vidtas i enlighet med art- och habitatdirektivet (92/43/EEG) ska enligt Artikel 2 syfta till att bibehålla eller återställa en gynnsam bevarandestatus hos livsmiljöer samt arter och vilda djur och växter av gemenskapsintresse. Enligt prejudikat från EU-domstolen ska en skogsbruksverksamhet utföras på ett sådant sätt som utgör ett förebyggande och hållbart skogsbruk för att betraktas som förenlig med bevarandekraven i direktivet (se EU-domstolens dom i de förenade målen C 473-19 och C 474-19).</w:t>
+      </w:r>
+    </w:p>
+    <w:p>
+      <w:r>
+        <w:t xml:space="preserve">Av artikel 1.e samma direktiv framgår att en livsmiljös bevarandestatus anses " gynnsam" när — dess naturliga utbredningsområde och de ytor den täcker inom detta område är stabila eller ökande, och — den särskilda struktur och de särskilda funktioner som är nödvändiga för att den skall kunna bibehållas på lång sikt finns, och sannolikt kommer att finnas under en överskådlig framtid, och — bevarandestatusen hos dess </w:t>
+      </w:r>
+      <w:r>
+        <w:rPr>
+          <w:b/>
+        </w:rPr>
+        <w:t>typiska arter</w:t>
+      </w:r>
+      <w:r>
+        <w:t xml:space="preserve"> är gynnsam enligt definitionen i artikel 1.i. Typiska arter används för att lokalisera områden med gynnsam bevarandestatus för de naturtyper som ingår i EU:s art- och habitatdirektiv.</w:t>
+      </w:r>
+    </w:p>
+    <w:p>
+      <w:r>
+        <w:t>Västlig taiga (EU-kod 9010) saknar gynnsam bevarandestatus och minskar starkt som naturtyp i Sverige. Naturvårdsverket skriver i sin vägledning för västlig taiga att dylika miljöer förutsätter normalt att skogarna skyddas långsiktigt, eftersom skogsbruk inte är förenligt med bevarande av naturtypen i gynnsamt tillstånd (Naturvårdsverket, 2011). Enligt Sveriges Artikel 17 rapportering 2013 och 2019 till EU, har naturtypen Västlig taiga (9010) dålig bevarandestatus med negativ trend inom Sveriges boreala region. Skogsbruksåtgärder som avverkning, röjning och gallring pekas ut som några av de främst bidragande orsakerna till naturtypens dåliga status och negativa trend (SLU Artdatabanken, 2019). I EU:s uppföljning av tillståndet för naturtyperna i Skandinavien 2013 – 2018 framgår det att i den boreala regionen är tillståndet så dåligt för Västlig taiga (9010) att habitatet löper allvarlig risk att försvinna regionalt (EEA, 2022). Det allvarliga läget för den biologiska mångfalden i skogen framhålls även i Skogsstyren rapport 2026/07:</w:t>
+      </w:r>
+    </w:p>
+    <w:p>
+      <w:r>
+        <w:rPr>
+          <w:i/>
+        </w:rPr>
+        <w:t>"All avverkning av kända skogliga värdekärnor och sannolika kontinuitetsskogar behöver upphöra för att fylla bristen om 1,56 miljoner hektar bevarad livsmiljötyp. På grund av begränsade kvarvarande arealer av värdekärnor, naturskogar och kontinuitetsskogar leder fortsatt förlust av dessa till en påtaglig risk för långsiktigt negativa effekter för biologisk mångfald i skogslandskapet. Att de återstående arealerna bevaras och ges ett långsiktigt skydd bedöms därför vara av avgörande betydelse."</w:t>
+      </w:r>
+      <w:r>
+        <w:t xml:space="preserve"> (Skogsstyrelsen, 2026).</w:t>
+      </w:r>
+    </w:p>
+    <w:p>
+      <w:pPr>
+        <w:pStyle w:val="Caption"/>
+      </w:pPr>
+      <w:r>
+        <w:drawing>
+          <wp:inline xmlns:a="http://schemas.openxmlformats.org/drawingml/2006/main" xmlns:pic="http://schemas.openxmlformats.org/drawingml/2006/picture">
+            <wp:extent cx="5486400" cy="2905862"/>
+            <wp:docPr id="2" name="Picture 2"/>
+            <wp:cNvGraphicFramePr>
+              <a:graphicFrameLocks noChangeAspect="1"/>
+            </wp:cNvGraphicFramePr>
+            <a:graphic>
+              <a:graphicData uri="http://schemas.openxmlformats.org/drawingml/2006/picture">
+                <pic:pic>
+                  <pic:nvPicPr>
+                    <pic:cNvPr id="0" name="uppföljning av västlig taiga.jpeg"/>
+                    <pic:cNvPicPr/>
+                  </pic:nvPicPr>
+                  <pic:blipFill>
+                    <a:blip r:embed="rId17"/>
+                    <a:stretch>
+                      <a:fillRect/>
+                    </a:stretch>
+                  </pic:blipFill>
+                  <pic:spPr>
+                    <a:xfrm>
+                      <a:off x="0" y="0"/>
+                      <a:ext cx="5486400" cy="2905862"/>
+                    </a:xfrm>
+                    <a:prstGeom prst="rect"/>
+                  </pic:spPr>
+                </pic:pic>
+              </a:graphicData>
+            </a:graphic>
+          </wp:inline>
+        </w:drawing>
+      </w:r>
+    </w:p>
+    <w:p>
+      <w:pPr>
+        <w:pStyle w:val="Caption"/>
+      </w:pPr>
+      <w:r>
+        <w:t>EU:s uppföljning av tillståndet för naturtypen Västlig taiga 9010 i Skandinavien 2013 - 2018. Av kartan framgår det att i den boreala regionen är tillståndet så dåligt (röd färg) att habitatet löper allvarlig risk att försvinna regionalt. Källa: European Environment Agency. https:// eunis.eea.europoa.eu/habitats/10176.</w:t>
+      </w:r>
+    </w:p>
+    <w:p>
+      <w:r>
+        <w:t>Trots det allvarliga läget har statusen för Västlig taiga ändrats till otillräcklig i stället för dålig i den senaste Artikel 17 rapporteringen 2025. Av Naturvårdsverkets rapport framgår det dock att de ändrade statusbedömningarna jämfört med rapporteringen 2019 inte beror på faktiska miljöförändringar. Ändringarna är av teknisk karaktär och främst en följd av resultaten från genomförda regeringsuppdrag och beslut inför rapporteringen 2025. Det är alltså politisk styrning i stället för faktiska förhållanden i naturen som ändrat på naturtypernas status i rapporteringen, vilket rimmar dåligt med såväl art- och habitatdirektivets syften och mål som med naturrestaureringsförordningen. I praktiken har dock Sveriges nya sätt att rapportera bevarandestatus till EU inte någon betydelse eftersom Naturvårdsverkets rapportering 2025 visar att Västlig taiga inte har gynnsam bevarandestatus.</w:t>
+      </w:r>
+    </w:p>
+    <w:p>
+      <w:pPr>
+        <w:pStyle w:val="Heading2"/>
+      </w:pPr>
+      <w:r>
+        <w:t>EU:s naturrestaureringsförordning</w:t>
+      </w:r>
+    </w:p>
+    <w:p>
+      <w:r>
+        <w:t>Enligt EU:s naturrestaureringsförordning (EU 2024/1991) ska minst 20 % av landområden och minst 20 % av havsarealen vara restaurerad senast 2030, samt alla ekosystem som är i behov av restaurering senast 2050. Det framgår också av förordningen att det är viktigt att livsmiljötyperna inte försämras innan eller efter att restaureringar genomförts, se exempelvis punkt 37 förordningen.</w:t>
+      </w:r>
+    </w:p>
+    <w:p>
+      <w:r>
+        <w:t>”</w:t>
+      </w:r>
+      <w:r>
+        <w:rPr>
+          <w:i/>
+        </w:rPr>
+        <w:t>Det är viktigt att medlemsstaterna vidtar åtgärder som syftar till att säkerställa att tillståndet för områden som täcks av livsmiljötyper som omfattas av denna förordning och som omfattas av restaureringsåtgärder uppvisar en kontinuerlig förbättring till dess att de uppnår ett gott tillstånd, och att medlemsstaterna vidtar åtgärder som syftar till att säkerställa att dessa livsmiljötyper, när de har uppnått ett gott tillstånd, inte försämras avsevärt, så att det långsiktiga bibehållandet eller uppnåendet av gott tillstånd inte äventyras. (..) Det är också viktigt att medlemsstaterna anstränger sig för att förhindra avsevärd försämring av områden som täcks av sådana livsmiljötyper som antingen redan är i gott skick eller som inte är i gott skick men ännu inte omfattas av restaureringsåtgärder.”</w:t>
+      </w:r>
+    </w:p>
+    <w:p>
+      <w:r>
+        <w:rPr>
+          <w:b/>
+          <w:i/>
+        </w:rPr>
+        <w:t>Artikel 4(12):</w:t>
+      </w:r>
+    </w:p>
+    <w:p>
+      <w:r>
+        <w:rPr>
+          <w:i/>
+        </w:rPr>
+        <w:t>Utan att det påverkar tillämpningen av direktiv 92/43/EEG ska medlemsstaterna, senast den dag då deras nationella restaureringsplaner offentliggörs i enlighet med artikel 17.6 i denna förordning, eftersträva att genomföra de åtgärder som krävs för att förhindra avsevärd försämring av områden där de livsmiljötyper som förtecknas i bilaga I till denna förordning förekommer och som är i gott tillstånd eller som krävs för att uppnå de restaureringsmål som anges i punkt 17 i den här artikeln.</w:t>
+      </w:r>
+    </w:p>
+    <w:p>
+      <w:r>
+        <w:rPr>
+          <w:b/>
+          <w:i/>
+        </w:rPr>
+        <w:t>Artikel 4 (17).   Medlemsstaterna ska säkerställa</w:t>
+      </w:r>
+    </w:p>
+    <w:p>
+      <w:r>
+        <w:rPr>
+          <w:i/>
+        </w:rPr>
+        <w:t>a) en ökning av arealen i gott tillstånd för de livsmiljötyper som förtecknas i bilaga I till dess att minst 90 % är i gott tillstånd och till dess att den gynnsamma referensarealen för varje livsmiljötyp i varje biogeografisk region inom den berörda medlemsstaten har uppnåtts.</w:t>
+      </w:r>
+    </w:p>
+    <w:p>
+      <w:r>
+        <w:t>Referenser</w:t>
+      </w:r>
+    </w:p>
+    <w:p>
+      <w:r>
+        <w:t xml:space="preserve">EEA European Environment Agency, 2022. </w:t>
+      </w:r>
+      <w:r>
+        <w:rPr>
+          <w:i/>
+        </w:rPr>
+        <w:t xml:space="preserve">Western taiga – Conservation status 2013-2018. </w:t>
+      </w:r>
+      <w:r>
+        <w:t>https:// eunis.eea.europoa.eu/habitats/10176.</w:t>
+      </w:r>
+    </w:p>
+    <w:p>
+      <w:r>
+        <w:t>EU-domstolens dom av den 2 juli 2020 i målet C 477/19 (Europeisk hamster) p. 23.</w:t>
+      </w:r>
+    </w:p>
+    <w:p>
+      <w:r>
+        <w:t>EU-domstolens dom av den 4 mars 2021 i de förenade målen C 473-19 och C 474-19 (Skydda skogen) p. 70 och 76.</w:t>
+      </w:r>
+    </w:p>
+    <w:p>
+      <w:r>
+        <w:t>Europaparlamentets och rådets direktiv 2009/147/EG av den 30 november 2009 om bevarande av vilda fåglar.</w:t>
+      </w:r>
+    </w:p>
+    <w:p>
+      <w:r>
+        <w:t>EUROPAPARLAMENTETS OCH RÅDETS FÖRORDNING (EU) 2024/1991 av den 24 juni 2024 om restaurering av natur och om ändring av förordning (EU) 2022/869.</w:t>
+      </w:r>
+    </w:p>
+    <w:p>
+      <w:r>
+        <w:t>Rådets direktiv 92/43/EEG av den 21 mj 1992 om bevarande av livsmiljöer samt vilda djur och växter.</w:t>
+      </w:r>
+    </w:p>
+    <w:p>
+      <w:r>
+        <w:t xml:space="preserve">Skogsstyrelsen, 2026. </w:t>
+      </w:r>
+      <w:r>
+        <w:rPr>
+          <w:i/>
+        </w:rPr>
+        <w:t>Biologisk mångfald i skogen.</w:t>
+      </w:r>
+      <w:r>
+        <w:t xml:space="preserve"> Rapport 2026/07.</w:t>
+      </w:r>
+    </w:p>
+    <w:p>
+      <w:r>
+        <w:t xml:space="preserve">SLU Artdatabanken, 2019. </w:t>
+      </w:r>
+      <w:r>
+        <w:rPr>
+          <w:i/>
+        </w:rPr>
+        <w:t>Sveriges arter och naturtyper i EU:s art- och habitatdirektiv.</w:t>
+      </w:r>
+      <w:r>
+        <w:t xml:space="preserve"> Resultat från rapportering 2019 till EU av bevarandestatus 2013-2018.</w:t>
       </w:r>
     </w:p>
     <w:sectPr>
@@ -341,7 +1257,7 @@
     <w:r>
       <w:tab/>
       <w:tab/>
-      <w:t>2026-10-05</w:t>
+      <w:t>2026-10-06</w:t>
       <w:br/>
       <w:br/>
     </w:r>

--- a/tillsyn/A 36350-2026 tillsynsbegäran.docx
+++ b/tillsyn/A 36350-2026 tillsynsbegäran.docx
@@ -1257,7 +1257,7 @@
     <w:r>
       <w:tab/>
       <w:tab/>
-      <w:t>2026-10-06</w:t>
+      <w:t>2026-10-07</w:t>
       <w:br/>
       <w:br/>
     </w:r>

--- a/tillsyn/A 36350-2026 tillsynsbegäran.docx
+++ b/tillsyn/A 36350-2026 tillsynsbegäran.docx
@@ -1257,7 +1257,7 @@
     <w:r>
       <w:tab/>
       <w:tab/>
-      <w:t>2026-10-07</w:t>
+      <w:t>2026-10-08</w:t>
       <w:br/>
       <w:br/>
     </w:r>

--- a/tillsyn/A 36350-2026 tillsynsbegäran.docx
+++ b/tillsyn/A 36350-2026 tillsynsbegäran.docx
@@ -1257,7 +1257,7 @@
     <w:r>
       <w:tab/>
       <w:tab/>
-      <w:t>2026-10-08</w:t>
+      <w:t>2026-10-09</w:t>
       <w:br/>
       <w:br/>
     </w:r>

--- a/tillsyn/A 36350-2026 tillsynsbegäran.docx
+++ b/tillsyn/A 36350-2026 tillsynsbegäran.docx
@@ -1257,7 +1257,7 @@
     <w:r>
       <w:tab/>
       <w:tab/>
-      <w:t>2026-10-09</w:t>
+      <w:t>2026-10-10</w:t>
       <w:br/>
       <w:br/>
     </w:r>

--- a/tillsyn/A 36350-2026 tillsynsbegäran.docx
+++ b/tillsyn/A 36350-2026 tillsynsbegäran.docx
@@ -1257,7 +1257,7 @@
     <w:r>
       <w:tab/>
       <w:tab/>
-      <w:t>2026-10-10</w:t>
+      <w:t>2026-10-11</w:t>
       <w:br/>
       <w:br/>
     </w:r>

--- a/tillsyn/A 36350-2026 tillsynsbegäran.docx
+++ b/tillsyn/A 36350-2026 tillsynsbegäran.docx
@@ -1257,7 +1257,7 @@
     <w:r>
       <w:tab/>
       <w:tab/>
-      <w:t>2026-10-11</w:t>
+      <w:t>2026-10-12</w:t>
       <w:br/>
       <w:br/>
     </w:r>

--- a/tillsyn/A 36350-2026 tillsynsbegäran.docx
+++ b/tillsyn/A 36350-2026 tillsynsbegäran.docx
@@ -1257,7 +1257,7 @@
     <w:r>
       <w:tab/>
       <w:tab/>
-      <w:t>2026-10-12</w:t>
+      <w:t>2026-10-13</w:t>
       <w:br/>
       <w:br/>
     </w:r>

--- a/tillsyn/A 36350-2026 tillsynsbegäran.docx
+++ b/tillsyn/A 36350-2026 tillsynsbegäran.docx
@@ -1257,7 +1257,7 @@
     <w:r>
       <w:tab/>
       <w:tab/>
-      <w:t>2026-10-13</w:t>
+      <w:t>2026-10-14</w:t>
       <w:br/>
       <w:br/>
     </w:r>

--- a/tillsyn/A 36350-2026 tillsynsbegäran.docx
+++ b/tillsyn/A 36350-2026 tillsynsbegäran.docx
@@ -1257,7 +1257,7 @@
     <w:r>
       <w:tab/>
       <w:tab/>
-      <w:t>2026-10-14</w:t>
+      <w:t>2026-10-15</w:t>
       <w:br/>
       <w:br/>
     </w:r>

--- a/tillsyn/A 36350-2026 tillsynsbegäran.docx
+++ b/tillsyn/A 36350-2026 tillsynsbegäran.docx
@@ -1257,7 +1257,7 @@
     <w:r>
       <w:tab/>
       <w:tab/>
-      <w:t>2026-10-15</w:t>
+      <w:t>2026-10-16</w:t>
       <w:br/>
       <w:br/>
     </w:r>

--- a/tillsyn/A 36350-2026 tillsynsbegäran.docx
+++ b/tillsyn/A 36350-2026 tillsynsbegäran.docx
@@ -1257,7 +1257,7 @@
     <w:r>
       <w:tab/>
       <w:tab/>
-      <w:t>2026-10-16</w:t>
+      <w:t>2026-10-17</w:t>
       <w:br/>
       <w:br/>
     </w:r>

--- a/tillsyn/A 36350-2026 tillsynsbegäran.docx
+++ b/tillsyn/A 36350-2026 tillsynsbegäran.docx
@@ -1257,7 +1257,7 @@
     <w:r>
       <w:tab/>
       <w:tab/>
-      <w:t>2026-10-17</w:t>
+      <w:t>2026-10-18</w:t>
       <w:br/>
       <w:br/>
     </w:r>

--- a/tillsyn/A 36350-2026 tillsynsbegäran.docx
+++ b/tillsyn/A 36350-2026 tillsynsbegäran.docx
@@ -1257,7 +1257,7 @@
     <w:r>
       <w:tab/>
       <w:tab/>
-      <w:t>2026-10-18</w:t>
+      <w:t>2026-10-19</w:t>
       <w:br/>
       <w:br/>
     </w:r>

--- a/tillsyn/A 36350-2026 tillsynsbegäran.docx
+++ b/tillsyn/A 36350-2026 tillsynsbegäran.docx
@@ -1257,7 +1257,7 @@
     <w:r>
       <w:tab/>
       <w:tab/>
-      <w:t>2026-10-19</w:t>
+      <w:t>2026-10-20</w:t>
       <w:br/>
       <w:br/>
     </w:r>

--- a/tillsyn/A 36350-2026 tillsynsbegäran.docx
+++ b/tillsyn/A 36350-2026 tillsynsbegäran.docx
@@ -1257,7 +1257,7 @@
     <w:r>
       <w:tab/>
       <w:tab/>
-      <w:t>2026-10-20</w:t>
+      <w:t>2026-10-21</w:t>
       <w:br/>
       <w:br/>
     </w:r>

--- a/tillsyn/A 36350-2026 tillsynsbegäran.docx
+++ b/tillsyn/A 36350-2026 tillsynsbegäran.docx
@@ -1257,7 +1257,7 @@
     <w:r>
       <w:tab/>
       <w:tab/>
-      <w:t>2026-10-21</w:t>
+      <w:t>2026-10-22</w:t>
       <w:br/>
       <w:br/>
     </w:r>

--- a/tillsyn/A 36350-2026 tillsynsbegäran.docx
+++ b/tillsyn/A 36350-2026 tillsynsbegäran.docx
@@ -1257,7 +1257,7 @@
     <w:r>
       <w:tab/>
       <w:tab/>
-      <w:t>2026-10-22</w:t>
+      <w:t>2026-10-23</w:t>
       <w:br/>
       <w:br/>
     </w:r>

--- a/tillsyn/A 36350-2026 tillsynsbegäran.docx
+++ b/tillsyn/A 36350-2026 tillsynsbegäran.docx
@@ -1257,7 +1257,7 @@
     <w:r>
       <w:tab/>
       <w:tab/>
-      <w:t>2026-10-23</w:t>
+      <w:t>2026-10-24</w:t>
       <w:br/>
       <w:br/>
     </w:r>

--- a/tillsyn/A 36350-2026 tillsynsbegäran.docx
+++ b/tillsyn/A 36350-2026 tillsynsbegäran.docx
@@ -1257,7 +1257,7 @@
     <w:r>
       <w:tab/>
       <w:tab/>
-      <w:t>2026-10-24</w:t>
+      <w:t>2026-10-25</w:t>
       <w:br/>
       <w:br/>
     </w:r>

--- a/tillsyn/A 36350-2026 tillsynsbegäran.docx
+++ b/tillsyn/A 36350-2026 tillsynsbegäran.docx
@@ -1257,7 +1257,7 @@
     <w:r>
       <w:tab/>
       <w:tab/>
-      <w:t>2026-10-25</w:t>
+      <w:t>2026-10-26</w:t>
       <w:br/>
       <w:br/>
     </w:r>

--- a/tillsyn/A 36350-2026 tillsynsbegäran.docx
+++ b/tillsyn/A 36350-2026 tillsynsbegäran.docx
@@ -1257,7 +1257,7 @@
     <w:r>
       <w:tab/>
       <w:tab/>
-      <w:t>2026-10-26</w:t>
+      <w:t>2026-10-27</w:t>
       <w:br/>
       <w:br/>
     </w:r>

--- a/tillsyn/A 36350-2026 tillsynsbegäran.docx
+++ b/tillsyn/A 36350-2026 tillsynsbegäran.docx
@@ -1257,7 +1257,7 @@
     <w:r>
       <w:tab/>
       <w:tab/>
-      <w:t>2026-10-27</w:t>
+      <w:t>2026-10-28</w:t>
       <w:br/>
       <w:br/>
     </w:r>

--- a/tillsyn/A 36350-2026 tillsynsbegäran.docx
+++ b/tillsyn/A 36350-2026 tillsynsbegäran.docx
@@ -22,7 +22,7 @@
       <w:r>
         <w:drawing>
           <wp:inline xmlns:a="http://schemas.openxmlformats.org/drawingml/2006/main" xmlns:pic="http://schemas.openxmlformats.org/drawingml/2006/picture">
-            <wp:extent cx="5486400" cy="5007975"/>
+            <wp:extent cx="5486400" cy="5000133"/>
             <wp:docPr id="1" name="Picture 1"/>
             <wp:cNvGraphicFramePr>
               <a:graphicFrameLocks noChangeAspect="1"/>
@@ -43,7 +43,7 @@
                   <pic:spPr>
                     <a:xfrm>
                       <a:off x="0" y="0"/>
-                      <a:ext cx="5486400" cy="5007975"/>
+                      <a:ext cx="5486400" cy="5000133"/>
                     </a:xfrm>
                     <a:prstGeom prst="rect"/>
                   </pic:spPr>
@@ -65,7 +65,7 @@
     </w:p>
     <w:p>
       <w:r>
-        <w:t>I och inom 23 meter från avverkningsanmälan finns fynd av 15 naturvårdsarter, varav 8 är rödlistade, 3 är fridlysta, 11 är typiska (T) och 4 är signalarter (S): kopparspindling (VU), fjällig taggsvamp s.str. (NT), rynkskinn (NT, T), skarp dropptaggsvamp (NT), tallticka (NT, T), tretåig hackspett (NT, T, §4), ullticka (NT, T), vedtrappmossa (NT, T), bronshjon (S, T), bårdlav (S, T), granbräken (S), vedticka (S, T), blåsippa (T, §9), spillkråka (T, §4) och timmerticka (T). Se Figur 1.</w:t>
+        <w:t>I och inom 23 meter från avverkningsanmälan finns fynd av 22 naturvårdsarter, varav 13 är rödlistade, 4 är fridlysta, 13 är typiska (T) och 6 är signalarter (S): cinnoberbagge (VU, §4a), fläckfingersvamp (VU), kopparspindling (VU), fjällig taggsvamp s.str. (NT), kandelabersvamp (NT, T), rosenticka (NT, T), rynkskinn (NT, T), skarp dropptaggsvamp (NT), tallticka (NT, T), tjockfotad fingersvamp (NT), tretåig hackspett (NT, T, §4), ullticka (NT, T), vedtrappmossa (NT, T), brandticka (S), bronshjon (S, T), bårdlav (S, T), granbräken (S), svavelriska (S), vedticka (S, T), blåsippa (T, §9), spillkråka (T, §4) och timmerticka (T). Se Figur 1.</w:t>
       </w:r>
     </w:p>
     <w:p>
@@ -109,6 +109,28 @@
         <w:rPr>
           <w:b/>
         </w:rPr>
+        <w:t>Cinnoberbagge (VU, §4a)</w:t>
+      </w:r>
+      <w:r>
+        <w:t xml:space="preserve"> omfattas av bilaga 2 och 4 EU:s art- och habitatdirektiv vilket innebär att arten och dess livsmiljöer är strikt skyddade samt att Natura 2000-områden ska inrättas. Den omfattas av ett åtgärdsprogram för hotade arter (ÅGP) och dess bevarandestatus inom habitatdirektivet är dålig med negativ trend. Cinnoberbagge missgynnas tveklöst av modernt skogsbruk och äldre lövrik skog, särskilt bestånd med gamla aspar, bör generellt sparas inom artens utbredningsområde (SLU Artdatabanken, 2026; Eriksson, 2013).</w:t>
+      </w:r>
+    </w:p>
+    <w:p>
+      <w:r>
+        <w:rPr>
+          <w:b/>
+        </w:rPr>
+        <w:t xml:space="preserve">Fläckfingersvamp (VU) </w:t>
+      </w:r>
+      <w:r>
+        <w:t>är en sällsynt ”toppart” som bildar mykorrhiza med dels bok i äldre bokskog, dels med gran i barrskog på näringsrik-kalkrik mark, sällsynt även med ek i ädellövskog. Svampen har en egenartad, ljust svavelgröngul färg som är svår att återge. På foten och i gamla skador får svampen karaktäristiska vinröda fläckar och är därför lätt att känna igen. All form av skogsavverkning i eller i närheten av växtplatsen missgynnar arten och skogsområden där den förekommer bör skyddas och undantas från rationellt skogsbruk. Fläckfingersvamp är placerad högst upp i Skogsstyrelsens värdepyramid för bedömning av skog med höga naturvärden och dess växtplatser utgör ofta s.k. ”hotspots” för ett stort antal rödlistade svampar (SLU Artdatabanken, 2024; Nitare &amp; Skogsstyrelsen, 2019).</w:t>
+      </w:r>
+    </w:p>
+    <w:p>
+      <w:r>
+        <w:rPr>
+          <w:b/>
+        </w:rPr>
         <w:t xml:space="preserve">Kopparspindling (VU) </w:t>
       </w:r>
       <w:r>
@@ -158,6 +180,55 @@
         <w:rPr>
           <w:b/>
         </w:rPr>
+        <w:t>Kandelabersvamp (NT)</w:t>
+      </w:r>
+      <w:r>
+        <w:t xml:space="preserve"> är en mycket bra signalart på skyddsvärda skogsbestånd i hela sitt utbredningsområde. Svampen indikerar sena aspsuccessioner inom områden med konstant hög luftfuktighet. Kandelabersvamp är typisk art för </w:t>
+      </w:r>
+      <w:r>
+        <w:rPr>
+          <w:i/>
+        </w:rPr>
+        <w:t xml:space="preserve">9010 Taiga </w:t>
+      </w:r>
+      <w:r>
+        <w:t>(Nitare &amp; Skogsstyrelsen, 2019; SLU Artdatabanken, 2025).</w:t>
+      </w:r>
+    </w:p>
+    <w:p>
+      <w:r>
+        <w:rPr>
+          <w:b/>
+        </w:rPr>
+        <w:t>Rosenticka (NT)</w:t>
+      </w:r>
+      <w:r>
+        <w:t xml:space="preserve">, rödlistad som nära hotad, ingår i en karaktäristisk association av vedsvampar som växer på gamla, grova granlågor i urskogsartade barrskogar. Den är placerad i toppen av Skogsstyrelsens värdepyramid för bedömning av skog med höga naturvärden och indikerar ett granskogsekosystem med långvarig kontinuitet av grova lågor. Artens beroende av grova granlågor innebär att alla skogsskötselåtgärder på eller i omedelbar närhet av lokalerna utgör ett hot på lång sikt. Det är angeläget att populationerna inte ytterligare glesas ut och ett tillräckligt antal områden där arten nu finns måste sparas för framtiden. Rosenticka är typisk art för </w:t>
+      </w:r>
+      <w:r>
+        <w:rPr>
+          <w:i/>
+        </w:rPr>
+        <w:t xml:space="preserve">9010 Taiga </w:t>
+      </w:r>
+      <w:r>
+        <w:t xml:space="preserve">och </w:t>
+      </w:r>
+      <w:r>
+        <w:rPr>
+          <w:i/>
+        </w:rPr>
+        <w:t>9050 Näringsrik granskog</w:t>
+      </w:r>
+      <w:r>
+        <w:t xml:space="preserve"> (Nitare &amp; Skogsstyrelsen, 2019; SLU Artdatabanken, 2024).</w:t>
+      </w:r>
+    </w:p>
+    <w:p>
+      <w:r>
+        <w:rPr>
+          <w:b/>
+        </w:rPr>
         <w:t>Rynkskinn (NT)</w:t>
       </w:r>
       <w:r>
@@ -227,6 +298,17 @@
         <w:rPr>
           <w:b/>
         </w:rPr>
+        <w:t xml:space="preserve">Tjockfotad fingersvamp (NT) </w:t>
+      </w:r>
+      <w:r>
+        <w:t>bildar mykorrhiza med gran, eventuellt även med tall, i örtrika kalkbarrskogar, samt med bok och ek i ädellövskog på kalkrik mark. Den totala populationen i landet bedöms ha minskat under de senaste 50 åren och förväntas fortsätta minska, främst på grund av slutavverkning av äldre barrskog. Minskningstakten för den svenska populationen bedöms vara nära gränsvärdet för sårbar (VU). Slutavverkning, gödsling eller exploatering måste undvikas (SLU Artdatabanken, 2026).</w:t>
+      </w:r>
+    </w:p>
+    <w:p>
+      <w:r>
+        <w:rPr>
+          <w:b/>
+        </w:rPr>
         <w:t>Tretåig hackspett (NT, §4)</w:t>
       </w:r>
       <w:r>
@@ -325,6 +407,17 @@
       </w:r>
       <w:r>
         <w:t xml:space="preserve"> (SLU Artdatabanken, 2024).</w:t>
+      </w:r>
+    </w:p>
+    <w:p>
+      <w:r>
+        <w:rPr>
+          <w:b/>
+        </w:rPr>
+        <w:t xml:space="preserve">Brandticka </w:t>
+      </w:r>
+      <w:r>
+        <w:t>förekommer främst i olikåldrig fuktig granskog med mycket död ved, ofta i kärrkanter eller vid bäckar på lokaler med hög luftfuktighet. Växer huvudsakligen på grova granlågor, någon enstaka gång på tall, asp eller björk, och verkar knuten till ved som först rötats av klibbticka. Arten var tidigare rödlistad men en sentida ökning, bland annat i barkborreangripna granplanteringar i sydligaste Skandinavien har förändrat hotbilden. Populationen i landet kan påverkas negativt av kalavverkning och ett skogsbruk som innebär att mängden grova granlågor minskar. Även dikning och gallring som leder till ett torrare mikroklimat på växtplatserna kan ha negativ inverkan. För att säkerställa en gynnsam bevarandestatus på sikt bör områdesskydd av artens livsmiljöer upprättas på ett sätt som tryggar livskraftiga populationer på landskapsnivå. Vid skogsbruk bör grov död ved och skyddszoner vid kärr och vattendrag lämnas, och träd tillåtas åldras och dö på ett sätt som skapar kontinuerlig tillgång på livsmiljöer (SLU Artdatabanken, 2025).</w:t>
       </w:r>
     </w:p>
     <w:p>
@@ -538,7 +631,7 @@
     </w:p>
     <w:p>
       <w:r>
-        <w:t>Följande typiska arter har sina livsmiljöer och växtplatser i den avverkningsanmälda skogen: rynkskinn (NT, T), tallticka (NT, T), tretåig hackspett (NT, T, §4), ullticka (NT, T), vedtrappmossa (NT, T), bronshjon (S, T), bårdlav (S, T), vedticka (S, T), blåsippa (T, §9), spillkråka (T, §4) och timmerticka (T).</w:t>
+        <w:t>Följande typiska arter har sina livsmiljöer och växtplatser i den avverkningsanmälda skogen: kandelabersvamp (NT, T), rosenticka (NT, T), rynkskinn (NT, T), tallticka (NT, T), tretåig hackspett (NT, T, §4), ullticka (NT, T), vedtrappmossa (NT, T), bronshjon (S, T), bårdlav (S, T), vedticka (S, T), blåsippa (T, §9), spillkråka (T, §4) och timmerticka (T).</w:t>
       </w:r>
     </w:p>
     <w:p>
@@ -606,6 +699,60 @@
       </w:pPr>
       <w:r>
         <w:t>BILAGA 1 – Fridlysta arter</w:t>
+      </w:r>
+    </w:p>
+    <w:p>
+      <w:pPr>
+        <w:pStyle w:val="Heading1"/>
+      </w:pPr>
+      <w:r>
+        <w:t>Cinnoberbagge – ekologi samt krav på livsmiljön</w:t>
+      </w:r>
+    </w:p>
+    <w:p>
+      <w:r>
+        <w:t>Cinnoberbagge (VU, §4a) omfattas av bilaga 2 och 4 EU:s art- och habitatdirektiv vilket innebär att arten och dess livsmiljöer är strikt skyddade samt att Natura 2000-områden ska inrättas. Den omfattas av ett åtgärdsprogram för hotade arter (ÅGP) och dess bevarandestatus inom habitatdirektivet är dålig med negativ trend (SLU Artdatabanken, 2026; Eriksson, 2013).</w:t>
+      </w:r>
+    </w:p>
+    <w:p>
+      <w:r>
+        <w:t>Larvutvecklingen sker i innerbarken av nyligen döda, stående eller liggande stammar av främst lövträd. Huvudsakligen utnyttjas asp där larverna främst påträffas i beskuggade partier av stammarna och som mest kan 2–3 generationer utvecklas i ett träd innan det blir olämpligt som substrat på grund av att barken blir för torr och lossnar. Arten missgynnas tveklöst av modernt skogsbruk och äldre lövrik skog, särskilt bestånd med gamla aspar, bör generellt sparas inom artens utbredningsområde (SLU Artdatabanken, 2026; Eriksson, 2013).</w:t>
+      </w:r>
+    </w:p>
+    <w:p>
+      <w:pPr>
+        <w:pStyle w:val="Heading2"/>
+      </w:pPr>
+      <w:r>
+        <w:t>Referenser – cinnoberbagge</w:t>
+      </w:r>
+    </w:p>
+    <w:p>
+      <w:r>
+        <w:t xml:space="preserve">Eriksson, P., 2013. </w:t>
+      </w:r>
+      <w:r>
+        <w:rPr>
+          <w:i/>
+        </w:rPr>
+        <w:t>Åtgärdsprogram för skalbaggar på gammal asp 2013–2017 Cinnoberbagge (Cucujus cinnaberinus) Aspsplintbock (Leiopus punctulatus)</w:t>
+      </w:r>
+      <w:r>
+        <w:t xml:space="preserve"> (Rapport 6573). Bromma: Naturvårdsverket. https://www.naturvardsverket.se/978-91-620-6573-7</w:t>
+      </w:r>
+    </w:p>
+    <w:p>
+      <w:r>
+        <w:t>SLU Artdatabanken, 2026.</w:t>
+      </w:r>
+      <w:r>
+        <w:rPr>
+          <w:i/>
+        </w:rPr>
+        <w:t xml:space="preserve"> Artfakta: cinnoberbagge (Cucujus cinnaberinus)</w:t>
+      </w:r>
+      <w:r>
+        <w:t>. https://artfakta.se/taxa/100763</w:t>
       </w:r>
     </w:p>
     <w:p>
@@ -1257,7 +1404,7 @@
     <w:r>
       <w:tab/>
       <w:tab/>
-      <w:t>2026-10-28</w:t>
+      <w:t>2026-10-29</w:t>
       <w:br/>
       <w:br/>
     </w:r>

--- a/tillsyn/A 36350-2026 tillsynsbegäran.docx
+++ b/tillsyn/A 36350-2026 tillsynsbegäran.docx
@@ -65,7 +65,7 @@
     </w:p>
     <w:p>
       <w:r>
-        <w:t>I och inom 23 meter från avverkningsanmälan finns fynd av 22 naturvårdsarter, varav 13 är rödlistade, 4 är fridlysta, 13 är typiska (T) och 6 är signalarter (S): cinnoberbagge (VU, §4a), fläckfingersvamp (VU), kopparspindling (VU), fjällig taggsvamp s.str. (NT), kandelabersvamp (NT, T), rosenticka (NT, T), rynkskinn (NT, T), skarp dropptaggsvamp (NT), tallticka (NT, T), tjockfotad fingersvamp (NT), tretåig hackspett (NT, T, §4), ullticka (NT, T), vedtrappmossa (NT, T), brandticka (S), bronshjon (S, T), bårdlav (S, T), granbräken (S), svavelriska (S), vedticka (S, T), blåsippa (T, §9), spillkråka (T, §4) och timmerticka (T). Se Figur 1.</w:t>
+        <w:t>I och inom 23 meter från avverkningsanmälan finns fynd av 30 naturvårdsarter, varav 15 är rödlistade, 7 är fridlysta, 18 är typiska (T) och 12 är signalarter (S): cinnoberbagge (VU, §4a), fläckfingersvamp (VU), knärot (VU, T, §8), kopparspindling (VU), fjällig taggsvamp s.str. (NT), kandelabersvamp (NT, T), rosenticka (NT, T), rynkskinn (NT, T), skarp dropptaggsvamp (NT), tallticka (NT, T), talltita (NT, §4), tjockfotad fingersvamp (NT), tretåig hackspett (NT, T, §4), ullticka (NT, T), vedtrappmossa (NT, T), björksplintborre (S), brandticka (S), bronshjon (S, T), bårdlav (S, T), granbarkgnagare (S, T), granbräken (S), grön sköldmossa (S, T, §8), korallblylav (S, T), mindre märgborre (S, T), svavelriska (S), vedticka (S, T), vågbandad barkbock (S), blåsippa (T, §9), spillkråka (T, §4) och timmerticka (T). Se Figur 1.</w:t>
       </w:r>
     </w:p>
     <w:p>
@@ -131,6 +131,106 @@
         <w:rPr>
           <w:b/>
         </w:rPr>
+        <w:t>Knärot (VU, §8)</w:t>
+      </w:r>
+      <w:r>
+        <w:t xml:space="preserve"> är typisk art för </w:t>
+      </w:r>
+      <w:r>
+        <w:rPr>
+          <w:i/>
+        </w:rPr>
+        <w:t xml:space="preserve">9010 Taiga </w:t>
+      </w:r>
+      <w:r>
+        <w:t>och</w:t>
+      </w:r>
+      <w:r>
+        <w:rPr>
+          <w:i/>
+        </w:rPr>
+        <w:t xml:space="preserve"> 9050 Näringsrik granskog</w:t>
+      </w:r>
+      <w:r>
+        <w:t xml:space="preserve">, rödlistad som sårbar och fridlyst enligt 8§ artskyddsförordningen. En nyligen genomförd analys av 79 floraväktarlokaler indikerar att det behövs någonstans mellan 100 och 150 meters skyddszon för att en knärotspopulation inte ska dö ut på lång sikt (Sebestyén &amp; Sundberg, 2025). Detta ligger väl i linje med tidigare genomförda studier som visar att det krävs väl tilltagna buffertzoner för att knäroten inte ska ta skada av skogsbruksåtgärder i intilliggande skog (Johnson, 2014; Koelmeijer m.fl., 2022; Skogsstyrelsen, 2022). Arten är även känslig för gallring vilket framgår av Skogsstyrelsens egen vägledning för hänsyn till knärot (Skogsstyrelsen, 2022). Ytterligare en studie visar på den starka korrelationen mellan minskande arealer kontinuitetsskog och lokal utdöenderisk. Knäroten uppvisade en mycket låg koloniseringsgrad (0,7 % över 10 år) i kombination med hög lokal utrotningsrisk (75,2 %), där utrotningssannolikheten ökade kraftigt när arealen kontinuitetsskog minskade mellan undersökningar, t.ex. på grund av kalhyggesbruk (Johansson et al., 2026). För rika förekomster av knärot är reservatsbildning eller biotopskydd lämpliga åtgärder för att skydda den. På knärot kan den sällsynta rostsvampen </w:t>
+      </w:r>
+      <w:r>
+        <w:rPr>
+          <w:i/>
+        </w:rPr>
+        <w:t>Pucciniastrum goodyerae</w:t>
+      </w:r>
+      <w:r>
+        <w:t xml:space="preserve"> påträffas. </w:t>
+      </w:r>
+      <w:r>
+        <w:rPr>
+          <w:i/>
+        </w:rPr>
+        <w:t>Pucciniastrum goodyerae</w:t>
+      </w:r>
+      <w:r>
+        <w:t xml:space="preserve"> är klassad som NE (ej bedömd) i rödlistan (SLU Artdatabanken, 2024).</w:t>
+      </w:r>
+    </w:p>
+    <w:p>
+      <w:r>
+        <w:t>I det avverkningsanmälda området finns 16 fyndplatser för knärot registrerade på Artportalen. Figur 2 visar gränserna för buffertzoner på 50 m, som behöver lämnas kring fyndplatserna för att knärotslokalerna inte ska försvinna vid en avverkning. Av det avverkningsanmälda området överlappar 3.41 ha med buffertzonerna och får av detta skäl inte avverkas.</w:t>
+      </w:r>
+    </w:p>
+    <w:p>
+      <w:pPr>
+        <w:pStyle w:val="Caption"/>
+      </w:pPr>
+      <w:r>
+        <w:drawing>
+          <wp:inline xmlns:a="http://schemas.openxmlformats.org/drawingml/2006/main" xmlns:pic="http://schemas.openxmlformats.org/drawingml/2006/picture">
+            <wp:extent cx="5486400" cy="6575545"/>
+            <wp:docPr id="2" name="Picture 2"/>
+            <wp:cNvGraphicFramePr>
+              <a:graphicFrameLocks noChangeAspect="1"/>
+            </wp:cNvGraphicFramePr>
+            <a:graphic>
+              <a:graphicData uri="http://schemas.openxmlformats.org/drawingml/2006/picture">
+                <pic:pic>
+                  <pic:nvPicPr>
+                    <pic:cNvPr id="0" name="A 36350-2026 karta knärot.png"/>
+                    <pic:cNvPicPr/>
+                  </pic:nvPicPr>
+                  <pic:blipFill>
+                    <a:blip r:embed="rId17"/>
+                    <a:stretch>
+                      <a:fillRect/>
+                    </a:stretch>
+                  </pic:blipFill>
+                  <pic:spPr>
+                    <a:xfrm>
+                      <a:off x="0" y="0"/>
+                      <a:ext cx="5486400" cy="6575545"/>
+                    </a:xfrm>
+                    <a:prstGeom prst="rect"/>
+                  </pic:spPr>
+                </pic:pic>
+              </a:graphicData>
+            </a:graphic>
+          </wp:inline>
+        </w:drawing>
+      </w:r>
+    </w:p>
+    <w:p>
+      <w:pPr>
+        <w:pStyle w:val="Caption"/>
+        <w:spacing w:after="240"/>
+      </w:pPr>
+      <w:r>
+        <w:t>Figur 2. Fyndplatser och buffertzoner för knärot i det avverkningsanmälda området. Endast fyndplatser vars buffertzoner överlappar med det avverkningsanmälda området har tagits med i visualiseringen. Kartans mittpunktskoordinat är N 6631823, E 626233 i SWEREF 99 TM.</w:t>
+      </w:r>
+    </w:p>
+    <w:p>
+      <w:r>
+        <w:rPr>
+          <w:b/>
+        </w:rPr>
         <w:t xml:space="preserve">Kopparspindling (VU) </w:t>
       </w:r>
       <w:r>
@@ -298,6 +398,17 @@
         <w:rPr>
           <w:b/>
         </w:rPr>
+        <w:t>Talltita (NT, §4)</w:t>
+      </w:r>
+      <w:r>
+        <w:t>, rödlistad som nära hotad och prioriterad art i Skogsvårdslagen, har häckningsrevir i anmälan. Arten har minskat kraftigt de senaste 30 åren och minskningstakten innevarande 10-årsperiod beräknas till 20 (10–30) %. Talltitan är synnerligen trogen sitt cirka 15 hektar stora revir och är beroende av flerskiktade olikåldriga skogar för att kunna föda upp sina ungar. Talltitan försvinner om dess livsmiljö kalavverkas (Eggers &amp; Low, 2014; Ekman, 1979; Griesser et al, 2007; Klein, 2020; Siffczyk et al, 2003; SLU Artdatabanken, 2021).</w:t>
+      </w:r>
+    </w:p>
+    <w:p>
+      <w:r>
+        <w:rPr>
+          <w:b/>
+        </w:rPr>
         <w:t xml:space="preserve">Tjockfotad fingersvamp (NT) </w:t>
       </w:r>
       <w:r>
@@ -414,6 +525,17 @@
         <w:rPr>
           <w:b/>
         </w:rPr>
+        <w:t xml:space="preserve">Björksplintborre </w:t>
+      </w:r>
+      <w:r>
+        <w:t>är en skalbagge vars larvutveckling sker i bark på nyligen döda björkar, både stående träd och vindfällen. En prydlig rad med runda ventilationshål i barken ovanför modergången är synnerligen karaktäristiskt. Arten är knuten till lövrika blandskogar med en hög andel gamla träd, och starkt gynnad av naturliga störningar som torka, översvämningar, brand och stormfällningar. Talrika gnagspår kan tyda på biotoper med höga naturvärden, exempelvis för ovanliga hackspettar och andra, mer sällsynta vedinsekter. Larverna är omtyckt hackspettsföda (SLU Artdatabanken, 2025).</w:t>
+      </w:r>
+    </w:p>
+    <w:p>
+      <w:r>
+        <w:rPr>
+          <w:b/>
+        </w:rPr>
         <w:t xml:space="preserve">Brandticka </w:t>
       </w:r>
       <w:r>
@@ -492,10 +614,10 @@
         <w:rPr>
           <w:b/>
         </w:rPr>
-        <w:t xml:space="preserve">Vedticka </w:t>
-      </w:r>
-      <w:r>
-        <w:t xml:space="preserve">är en bra signalart söder om den naturliga norrlandsgränsen. Den är huvudsakligen knuten till äldre barrskogar där det föreligger långvarig kontinuitet av död barrved. Vedticka är typisk art för </w:t>
+        <w:t xml:space="preserve">Granbarkgnagare </w:t>
+      </w:r>
+      <w:r>
+        <w:t xml:space="preserve">är en skalbagge vars larvutveckling sker i den tjocka ytterbarken på gamla och mycket grova levande granar. Man lägger lätt märke till angreppen på träden eftersom flera grova kläckhål ligger ganska tätt intill varandra på de grövre barkåsarna. Kläckhålen är runda och ca 1,5 mm breda. Granbarkgnagare är typisk art för </w:t>
       </w:r>
       <w:r>
         <w:rPr>
@@ -504,7 +626,125 @@
         <w:t xml:space="preserve">9010 Taiga </w:t>
       </w:r>
       <w:r>
+        <w:t>(Ehnström, 2002; SLU Artdatabanken, 2025).</w:t>
+      </w:r>
+    </w:p>
+    <w:p>
+      <w:r>
+        <w:rPr>
+          <w:b/>
+        </w:rPr>
+        <w:t>Grön sköldmossa (§8)</w:t>
+      </w:r>
+      <w:r>
+        <w:t xml:space="preserve"> är typisk art för </w:t>
+      </w:r>
+      <w:r>
+        <w:rPr>
+          <w:i/>
+        </w:rPr>
+        <w:t xml:space="preserve">9010 Taiga </w:t>
+      </w:r>
+      <w:r>
+        <w:t>och</w:t>
+      </w:r>
+      <w:r>
+        <w:rPr>
+          <w:i/>
+        </w:rPr>
+        <w:t xml:space="preserve"> 9750 Svämlövskog</w:t>
+      </w:r>
+      <w:r>
+        <w:t xml:space="preserve"> och omfattas av EU:s art- och habitatdirektiv bilaga 2 vilket innebär att det finns ett uttalat intresse inom Europeiska unionen att bevara arten. Grön sköldmossa kräver skog som har ett speciellt mikroklimat med hög och jämn luftfuktighet i kombination med rik tillgång på död ved (Nitare &amp; Skogsstyrelsen, 2019; SLU Artdatabanken, 2025). I praktiken handlar det om åtminstone 50 meter med skyddande skog för att undvika uttorkning av marken (Hallingbäck, personligt meddelande 2022-02-24). Grön sköldmossa är en ansvarsart för Sverige då en särskilt stor andel av Europas population finns i landet. Mark- och miljööverdomstolen (MÖD) har i mål nr M 2019-20 (18 februari 2019) slagit fast att grön sköldmossa (§8) är dispenspliktig och att exemplar av arten inte får skadas utan dispens (MÖD, mål nr M 2019-20).</w:t>
+      </w:r>
+    </w:p>
+    <w:p>
+      <w:r>
+        <w:rPr>
+          <w:b/>
+        </w:rPr>
+        <w:t>Korallblylav</w:t>
+      </w:r>
+      <w:r>
+        <w:t xml:space="preserve"> växer på bark av asp, ask, rönn, sälg, bok och lönn och signalerar överallt skogsbestånd med höga naturvärden och den följs nästan alltid av andra ovanliga och rödlistade arter. Den indikerar hög och jämn luftfuktighet och växer främst i områden med lång skoglig kontinuitet där det funnits ett ständigt inslag av gamla lövträd. Korallblylav är typisk art för </w:t>
+      </w:r>
+      <w:r>
+        <w:rPr>
+          <w:i/>
+        </w:rPr>
+        <w:t xml:space="preserve">9020 Nordlig ädellövskog, 9070 Trädklädd betesmark, 9160 Näringsrik ekskog, 9180 Ädellövskog i branter </w:t>
+      </w:r>
+      <w:r>
+        <w:t>och</w:t>
+      </w:r>
+      <w:r>
+        <w:rPr>
+          <w:i/>
+        </w:rPr>
+        <w:t xml:space="preserve"> 9190 Näringsfattig ekskog</w:t>
+      </w:r>
+      <w:r>
+        <w:t xml:space="preserve"> (SLU Artdatabanken, 2024; Nitare &amp; Skogsstyrelsen, 2019).</w:t>
+      </w:r>
+    </w:p>
+    <w:p>
+      <w:r>
+        <w:rPr>
+          <w:b/>
+        </w:rPr>
+        <w:t>Mindre märgborre</w:t>
+      </w:r>
+      <w:r>
+        <w:t xml:space="preserve"> är en signalart för tallskog med höga naturvärden och betraktas tillsammans med skarptandad barkborre som nyckelarter för ett antal sällsynta åtgärdsprogramsarter som är beroende av deras gångsystem. Bland dessa kan nämnas avlång barkborre (VU), </w:t>
+      </w:r>
+      <w:r>
+        <w:rPr>
+          <w:i/>
+        </w:rPr>
+        <w:t>Corticeus longulus</w:t>
+      </w:r>
+      <w:r>
+        <w:t xml:space="preserve"> (VU), tallgångbagge (VU), cholodkovskys bastborre (NT) och tallbarksvartbagge (NT). Den mindre märgborrens måsvingeliknande gnaggångar är lätta att känna igen och hittas ofta på grova tallgrenar på marken. Rika förekomster av främst mindre märgborre men även skarptandad barkborre är en signal för artrikedom och inventeringar har visat att det är i skogar med en naturlig självgallring som det skapas förutsättningar för dessa arter samt de efterföljande åtgärdsprogramsarterna. Tallskogar med stark förekomst av mindre märgborre och skarptandad barkborre bör avsättas som reservat. Generellt bör hänsyn tas vid slutavverkning av talldominerad skog så att avverkningsrester som gren- och toppdelar lämnas. Mindre märgborre är typisk art för </w:t>
+      </w:r>
+      <w:r>
+        <w:rPr>
+          <w:i/>
+        </w:rPr>
+        <w:t>9060 Åsbarrskog</w:t>
+      </w:r>
+      <w:r>
+        <w:t xml:space="preserve"> (SLU Artdatabanken, 2026; Pettersson, 2014; Hedgren, 2012; Gunnarsson m fl., 1999).</w:t>
+      </w:r>
+    </w:p>
+    <w:p>
+      <w:r>
+        <w:rPr>
+          <w:b/>
+        </w:rPr>
+        <w:t xml:space="preserve">Vedticka </w:t>
+      </w:r>
+      <w:r>
+        <w:t xml:space="preserve">är en bra signalart söder om den naturliga norrlandsgränsen. Den är huvudsakligen knuten till äldre barrskogar där det föreligger långvarig kontinuitet av död barrved. Vedticka är typisk art för </w:t>
+      </w:r>
+      <w:r>
+        <w:rPr>
+          <w:i/>
+        </w:rPr>
+        <w:t xml:space="preserve">9010 Taiga </w:t>
+      </w:r>
+      <w:r>
         <w:t>(Nitare &amp; Skogsstyrelsen, 2019; SLU Artdatabanken, 2025).</w:t>
+      </w:r>
+    </w:p>
+    <w:p>
+      <w:r>
+        <w:rPr>
+          <w:b/>
+        </w:rPr>
+        <w:t xml:space="preserve">Vågbandad barkbock </w:t>
+      </w:r>
+      <w:r>
+        <w:t>är en långhorning vars larvutveckling sker under bark på nyligen döda stående barrträd, främst gran, mer undantagsvis på tall. Främst i stående träd, särskilt gamla, långsamvuxna granar med grov bark, även i grövre grenar, stubbar eller vindfällen. Arten är starkt knuten till naturskogsliknande granskogar, och gynnas av extrema torrsomrar som försvagar träden. Arten påverkas negativt av brist på kontinuitetsskog och en minskning av populationen pågår eller förväntas ske (SLU Artdatabanken, 2025).</w:t>
       </w:r>
     </w:p>
     <w:p>
@@ -631,7 +871,7 @@
     </w:p>
     <w:p>
       <w:r>
-        <w:t>Följande typiska arter har sina livsmiljöer och växtplatser i den avverkningsanmälda skogen: kandelabersvamp (NT, T), rosenticka (NT, T), rynkskinn (NT, T), tallticka (NT, T), tretåig hackspett (NT, T, §4), ullticka (NT, T), vedtrappmossa (NT, T), bronshjon (S, T), bårdlav (S, T), vedticka (S, T), blåsippa (T, §9), spillkråka (T, §4) och timmerticka (T).</w:t>
+        <w:t>Följande typiska arter har sina livsmiljöer och växtplatser i den avverkningsanmälda skogen: knärot (VU, T, §8), kandelabersvamp (NT, T), rosenticka (NT, T), rynkskinn (NT, T), tallticka (NT, T), tretåig hackspett (NT, T, §4), ullticka (NT, T), vedtrappmossa (NT, T), bronshjon (S, T), bårdlav (S, T), granbarkgnagare (S, T), grön sköldmossa (S, T, §8), korallblylav (S, T), mindre märgborre (S, T), vedticka (S, T), blåsippa (T, §9), spillkråka (T, §4) och timmerticka (T).</w:t>
       </w:r>
     </w:p>
     <w:p>
@@ -698,7 +938,9 @@
         <w:pStyle w:val="Title"/>
       </w:pPr>
       <w:r>
-        <w:t>BILAGA 1 – Fridlysta arter</w:t>
+        <w:t>BILAGA 1 –</w:t>
+        <w:br/>
+        <w:t>Fridlysta och rödlistade arter</w:t>
       </w:r>
     </w:p>
     <w:p>
@@ -760,6 +1002,360 @@
         <w:pStyle w:val="Heading1"/>
       </w:pPr>
       <w:r>
+        <w:t>Knärot – ekologi samt krav på livsmiljön</w:t>
+      </w:r>
+    </w:p>
+    <w:p>
+      <w:r>
+        <w:t xml:space="preserve">Knärot är typisk art för </w:t>
+      </w:r>
+      <w:r>
+        <w:rPr>
+          <w:i/>
+        </w:rPr>
+        <w:t xml:space="preserve">9010 Taiga </w:t>
+      </w:r>
+      <w:r>
+        <w:t>och</w:t>
+      </w:r>
+      <w:r>
+        <w:rPr>
+          <w:i/>
+        </w:rPr>
+        <w:t xml:space="preserve"> 9050 Näringsrik granskog</w:t>
+      </w:r>
+      <w:r>
+        <w:t>, fridlyst enligt 8 och 15 §§ artskyddsförordningen och klassad som sårbar (VU) enligt rödlistan 2020. Knärot är beroende av hög och jämn luftfuktighet i gamla, ostörda skogsmiljöer och är känslig för snabba förändringar av ljus-/vindförhållanden eller uttorkning. På grund av ett alltför intensivt skogsbruk har den minskat med 40 (25–50) % under de senaste 60 åren och i framtiden bedöms minskningstakten uppgå till 30 (20–40) %. Till följd av att arten har en dokumenterat högre minskningstakt i förhållande till sin generationstid än vad som tidigare varit känt (data från Riksskogstaxeringen) höjdes den till hotkategori sårbar (VU) i rödlistan 2020 (SLU Artdatabanken, 2024).</w:t>
+      </w:r>
+    </w:p>
+    <w:p>
+      <w:r>
+        <w:t>En analys av 79 floraväktarlokaler åren 1990–2015 vilka återbesökts under 2020–2024 visade på en tydlig negativ påverkan på knärotsförekomster från större hyggen i närområdet (inom 150–200 m) vilket indikerar att kanteffekter har en stor påverkan på populationerna. Resultaten bekräftar knärotens känslighet för kanteffekter och visar vikten av att skydda större skogsbestånd för att bevara arten. Om det blir höga andelar (&gt;30%) hyggen inom 200 meter från en knärotsförekomst så ökar risken för att en knärotspopulation dör ut och det verkar det behövas någonstans mellan 100 och 150 meters skyddszon för att bevara arten på lång sikt (Sebestyén &amp; Sundberg, 2025). Detta stöds även av en studie (Johansson et al, 2026) baserad på data från Riksskogstaxeringen som visar att knäroten minskat med 66 % under perioden 1993–2022 samt att det finns en stark korrelation mellan minskande arealer kontinuitetsskog och lokal utdöenderisk. Knäroten uppvisade en mycket låg koloniseringsgrad (0,7 % över 10 år) i kombination med hög lokal utrotningsrisk (75,2 %), där utrotningssannolikheten ökade kraftigt när arealen kontinuitetsskog minskade mellan undersökningar, t.ex. på grund av kalhyggesbruk (Johansson et al., 2026).</w:t>
+      </w:r>
+    </w:p>
+    <w:p>
+      <w:r>
+        <w:t xml:space="preserve">Samuel Johnsons doktorsavhandling </w:t>
+      </w:r>
+      <w:r>
+        <w:rPr>
+          <w:i/>
+        </w:rPr>
+        <w:t>“Retention Forestry as a Conservation Measure for Boreal Forest Ground Vegetation”</w:t>
+      </w:r>
+      <w:r>
+        <w:t xml:space="preserve"> (SLU, Uppsala 2014) visar att det krävs väl tilltagna skyddszoner för att knärotens växtplatser inte ska ta skada av skogsbruksåtgärder i intilliggande områden: </w:t>
+      </w:r>
+      <w:r>
+        <w:rPr>
+          <w:i/>
+        </w:rPr>
+        <w:t xml:space="preserve">“Study III shows that retention patches smaller than 0.5 ha do not lifeboat the sensitive forest herb G. repens, a species that depend on stable microclimatic conditions typical for intact forest stands.” </w:t>
+      </w:r>
+      <w:r>
+        <w:t xml:space="preserve">Vidare </w:t>
+      </w:r>
+      <w:r>
+        <w:rPr>
+          <w:i/>
+        </w:rPr>
+        <w:t>“More sensitive forest species are not lifeboated in retention patches ranging from 0.05 to 0.5 ha (Papers II &amp; III).”</w:t>
+      </w:r>
+    </w:p>
+    <w:p>
+      <w:r>
+        <w:t xml:space="preserve">Johnsons (2014) rekommendation på minst 50 meters breda skyddszoner runt knärotens växtplatser motsvarar en areal på 0,78 hektar, vilket ligger i linje med andra studier som gjorts på känsliga skogsarter: </w:t>
+      </w:r>
+      <w:r>
+        <w:rPr>
+          <w:i/>
+        </w:rPr>
+        <w:t>“In study III I also show that translocated specimens of G. repens survives well in mature forests at least 50 m from the nearest edge to an open area. Moreover, measures of temperature and humidity show that such distances from an open area is far enough to offer a microclimate that is more stable compared to what present in retention patches of around 0.1 ha. This means that the very centre of a circular patch with radius 50 m (equals a size of 0.78 ha) should offer conditions similar to interior forest and would perhaps be a suitable habitat for G. repens and similar species. Previous studies from both North America and Sweden have also concluded that patches between 0.5 and one ha are sufficient for preserving interior forest vegetation as well as sensitive lichens and bryophytes (de Graaf &amp; Roberts 2009; Halpern et al. 2012; Rudolphi et al. 2014).”</w:t>
+      </w:r>
+    </w:p>
+    <w:p>
+      <w:r>
+        <w:t>Ytterligare en studie (Koelmeijer m.fl., 2022) inkluderar knärotens skyddsbehov. I uppsatsen berörs problemet med uttorkning för växter, bl.a. för knärot, ett problem som blivit accentuerat på grund av den pågående klimatförändringen och torra somrar, t.ex. den exceptionellt torra sommaren 2018. I uppsatsen undersöks områden med tre olika avstånd från kalhyggeskant med avseende på skydd bl.a. för knärot. Det första området har avstånd upp till 20 m från hyggeskant (Strong edge effect), det andra 20–40 m från hyggeskant (Weak edge effect) och det tredje avser större avstånd från hyggeskant, där kanteffekten anses vara försumbar (Interior). Ett resultat var att man fann stor eller mycket stor uttorkningseffekt på känsliga och rödlistade skogsarter vid de kortare avstånden till hyggeskant, medan effekt av uttorkning inte konstaterades på större avstånd (Interior). För orkidén knärot fann man en rik förekomst (upp till 0,06 dm2/m2) på stort avstånd från hyggeskant (Interior), medan förekomsten var liten eller närmast försumbar i de områden som klassificerades som Weak edge effect respektive Strong edge effect. Arbetet påpekar att de allt oftare förekommande torra somrarna ger ytterligare skäl att utöka skyddsavståndet från hyggen till den fuktkrävande arten knärot (Koelmeijer m.fl., 2022).</w:t>
+      </w:r>
+    </w:p>
+    <w:p>
+      <w:r>
+        <w:t>Även Skogsstyrelsens egen vägledning för hänsyn till knärot ligger i linje med ovanstående forskningsstudier. Av vägledningen framgår det att för med hög sannolikhet kunna bevara befintliga förekomster krävs relativt stora avsättningar av uppvuxen skog med slutet och relativt tätt kronskikt. Som riktlinje kan krävas ett avstånd på 50 meter in från brynet för att vidmakthålla ett fungerande mikroklimat. Detta innebär att fristående hänsynsytor för många arter (kärlväxter, lavar och mossor) kan behöva ha en area överstigande 0,8 hektar (cirkelyta med radien 50 meter = 0,78 hektar) för att bibehålla lokalklimatet. Även ganska små förändringar i form av förändrade ljus- och fuktighetsförhållanden, till exempel till följd av gallring, kan leda till att arten försvinner till följd av konkurrens med mera ljuskrävande och snabbväxande arter (Skogsstyrelsen, 2022).</w:t>
+      </w:r>
+    </w:p>
+    <w:p>
+      <w:r>
+        <w:t>Vid tillämpning av försiktighetsprincipen enligt 2 kap. 3 § miljöbalken bör sålunda 100–150 meters skyddszon lämnas runt knärotens växtplatser.</w:t>
+      </w:r>
+    </w:p>
+    <w:p>
+      <w:pPr>
+        <w:pStyle w:val="Heading2"/>
+      </w:pPr>
+      <w:r>
+        <w:t>Referenser – knärot</w:t>
+      </w:r>
+    </w:p>
+    <w:p>
+      <w:r>
+        <w:t xml:space="preserve">de Graaf M &amp; Roberts M.R., 2009. </w:t>
+      </w:r>
+      <w:r>
+        <w:rPr>
+          <w:i/>
+        </w:rPr>
+        <w:t xml:space="preserve">Short-term response of the herbaceous layer within leave patches after harvest. </w:t>
+      </w:r>
+      <w:r>
+        <w:t>Forest Ecology and Management 257, 1014–1025.</w:t>
+      </w:r>
+    </w:p>
+    <w:p>
+      <w:r>
+        <w:t xml:space="preserve">Halpern, C. B., Halaj, J., Evans, S. A., &amp; Dovciak, M., 2012. </w:t>
+      </w:r>
+      <w:r>
+        <w:rPr>
+          <w:i/>
+        </w:rPr>
+        <w:t xml:space="preserve">Level and pattern of overstory retention interact to shape long-term responses of understories to timber harvest. </w:t>
+      </w:r>
+      <w:r>
+        <w:t>Ecological Applications, 22, 2049–2064.</w:t>
+      </w:r>
+    </w:p>
+    <w:p>
+      <w:r>
+        <w:t>Johansson, V., Jansson, M. och Bergman, K-O</w:t>
+      </w:r>
+      <w:r>
+        <w:rPr>
+          <w:i/>
+        </w:rPr>
+        <w:t>.</w:t>
+      </w:r>
+      <w:r>
+        <w:t>, 2026.</w:t>
+      </w:r>
+      <w:r>
+        <w:rPr>
+          <w:i/>
+        </w:rPr>
+        <w:t xml:space="preserve"> A 30-year population decline of a threatened forest orchid associated with old growth forests</w:t>
+      </w:r>
+      <w:r>
+        <w:t>. Department of Physics, Chemistry and Biology (IFM), Linköping University.</w:t>
+      </w:r>
+    </w:p>
+    <w:p>
+      <w:r>
+        <w:t xml:space="preserve">Johnson, S., 2014. </w:t>
+      </w:r>
+      <w:r>
+        <w:rPr>
+          <w:i/>
+        </w:rPr>
+        <w:t>Retention Forestry as a Conservation Measure for Boreal Forest Ground Vegetation</w:t>
+      </w:r>
+      <w:r>
+        <w:t>. Doktorsavhandling, SLU, Uppsala.</w:t>
+      </w:r>
+    </w:p>
+    <w:p>
+      <w:r>
+        <w:t xml:space="preserve">Koelmeijer, I. A., Ehrlén, J., Jönsson, M., De Frenne, P., Berg, P., Andersson, J., Weibull, H. &amp; Hylander, N. 2022. </w:t>
+      </w:r>
+      <w:r>
+        <w:rPr>
+          <w:i/>
+        </w:rPr>
+        <w:t xml:space="preserve">Interactive effects of drought and edge exposure on old-growth forest understory species. </w:t>
+      </w:r>
+      <w:r>
+        <w:t>Landscape Ecology, 37, sid 1839–1853.</w:t>
+      </w:r>
+    </w:p>
+    <w:p>
+      <w:r>
+        <w:t xml:space="preserve">Rudolphi, J., Jönsson, M. T., &amp; Gustafsson, L., 2014. </w:t>
+      </w:r>
+      <w:r>
+        <w:rPr>
+          <w:i/>
+        </w:rPr>
+        <w:t xml:space="preserve">Biological legacies buffer local species extinction after logging. </w:t>
+      </w:r>
+      <w:r>
+        <w:t>Journal of Applied Ecology. 51, 53–62.</w:t>
+      </w:r>
+    </w:p>
+    <w:p>
+      <w:r>
+        <w:t xml:space="preserve">Sebestyén, L. och Sundberg, S. 2025.  </w:t>
+      </w:r>
+      <w:r>
+        <w:rPr>
+          <w:i/>
+        </w:rPr>
+        <w:t>Påverkan på knärotslokaler från hyggen i närheten.</w:t>
+      </w:r>
+      <w:r>
+        <w:t xml:space="preserve"> DAPHNE 36:1 2025. Botaniska Sällskapet i Stockholm.</w:t>
+      </w:r>
+    </w:p>
+    <w:p>
+      <w:r>
+        <w:t xml:space="preserve">Skogsstyrelsen, 2022. </w:t>
+      </w:r>
+      <w:r>
+        <w:rPr>
+          <w:i/>
+        </w:rPr>
+        <w:t xml:space="preserve">Vägledning för hänsyn till knärot. </w:t>
+      </w:r>
+      <w:r>
+        <w:t>https://www.skogsstyrelsen.se/lag-och-tillsyn/artskydd/vagledningar-och-kunskapsstod-artskydd/vagledning-for-hansyn-till-knarot/.</w:t>
+      </w:r>
+    </w:p>
+    <w:p>
+      <w:r>
+        <w:t xml:space="preserve">SLU Artdatabanken, 2024. </w:t>
+      </w:r>
+      <w:r>
+        <w:rPr>
+          <w:i/>
+        </w:rPr>
+        <w:t xml:space="preserve">Artfaktablad. Naturvård – artfakta. </w:t>
+      </w:r>
+      <w:r>
+        <w:t>SLU Artdatabanken, Uppsala.</w:t>
+      </w:r>
+    </w:p>
+    <w:p>
+      <w:pPr>
+        <w:pStyle w:val="Heading1"/>
+      </w:pPr>
+      <w:r>
+        <w:t>Talltita – ekologi samt krav på livsmiljön</w:t>
+      </w:r>
+    </w:p>
+    <w:p>
+      <w:r>
+        <w:t>Talltita är rödlistad som NT, fridlyst och prioriterad art i Skogsvårdslagen. Den omfattas av EU:s fågeldirektiv. Arten har minskat kraftigt de senaste 30 åren och minskningstakten innevarande 10-årsperiod beräknas till 20 (10–30) % (SLU Artdatabanken, 2022).</w:t>
+      </w:r>
+    </w:p>
+    <w:p>
+      <w:r>
+        <w:t>Talltita föredrar större sammanhängande barrskogar, och finns såväl i tallskog som granskog och i lövblandad barrskog. Skogens struktur är viktig och ska helst vara flerskiktad med riklig underväxt av mindre granar, björk och andra lövträd och buskar. Tillgång på murknande högstubbar är särskilt viktig, eftersom talltitan helst själv hackar ut sitt bohål (SLU Artdatabanken, 2022).</w:t>
+      </w:r>
+    </w:p>
+    <w:p>
+      <w:r>
+        <w:t>Det finns flera studier som visar att talltita är känslig för gallring och inte överlever när dess livsmiljö kalavverkas (Eggers and Low, 2014; Griesser et al., 2007; Klein, 2020). Talltitans revir är förhållandevis stora, 10–20 hektar och arten missgynnas när skogen fragmenteras. Kalavverkning av större delar av reviret innebär att det överges (Artdatabanken, 2021).</w:t>
+      </w:r>
+    </w:p>
+    <w:p>
+      <w:r>
+        <w:t>Talltitan är synnerligen trogen sitt revir så länge paret lever och biotopen förblir intakt. Paret stannar i sitt revir året om. En förlust av ett revir har därför en stor inverkan på den lokala populationen och trakthyggesbruket anses vara orsak till den svenska populationens kraftiga minskning. Talltiteparets revirtrohet innebär att närhelst under året man observerar en adult talltita så ingår denna plats i reviret (Siffczyk et al., 2003; Ekman, 1979).</w:t>
+      </w:r>
+    </w:p>
+    <w:p>
+      <w:pPr>
+        <w:pStyle w:val="Heading2"/>
+      </w:pPr>
+      <w:r>
+        <w:t>Referenser – talltita</w:t>
+      </w:r>
+    </w:p>
+    <w:p>
+      <w:r>
+        <w:t xml:space="preserve">Eggers, S., Low, M., 2014. </w:t>
+      </w:r>
+      <w:r>
+        <w:rPr>
+          <w:i/>
+        </w:rPr>
+        <w:t xml:space="preserve">Differential demographic responses of sympatric Parids to vegetation management in boreal forest. </w:t>
+      </w:r>
+      <w:r>
+        <w:t>For. Ecol. Manage. 319, 169–175.</w:t>
+      </w:r>
+    </w:p>
+    <w:p>
+      <w:r>
+        <w:t xml:space="preserve">Ekman, J., 1979. </w:t>
+      </w:r>
+      <w:r>
+        <w:rPr>
+          <w:i/>
+        </w:rPr>
+        <w:t xml:space="preserve">Coherence, composition and territories of winter social groups of the Willow Tit Parus montanus and the Crested Tit P. cristatus. </w:t>
+      </w:r>
+      <w:r>
+        <w:t>Ornis Scandinavica, 10, pp 56–68</w:t>
+      </w:r>
+    </w:p>
+    <w:p>
+      <w:r>
+        <w:t xml:space="preserve">Griesser, M., Nystrand, M., Eggers, S., Ekman, J., 2007. </w:t>
+      </w:r>
+      <w:r>
+        <w:rPr>
+          <w:i/>
+        </w:rPr>
+        <w:t xml:space="preserve">Impact of forestry practices on fitness correlates and population productivity in an open-nesting bird species. </w:t>
+      </w:r>
+      <w:r>
+        <w:t>Conserv. Biol. 21, 767–774. https://doi.org/10.1111/j.1523- 1739.2007.00675.x</w:t>
+      </w:r>
+    </w:p>
+    <w:p>
+      <w:r>
+        <w:t xml:space="preserve">Klein, J., 2020. </w:t>
+      </w:r>
+      <w:r>
+        <w:rPr>
+          <w:i/>
+        </w:rPr>
+        <w:t xml:space="preserve">The forgotten forest – On thinning, retention, and biodiversity in the boreal forest. </w:t>
+      </w:r>
+      <w:r>
+        <w:t>Doctoral Thesis No. 2020:50</w:t>
+      </w:r>
+    </w:p>
+    <w:p>
+      <w:r>
+        <w:t xml:space="preserve">Siffczyk, C., Brotons, L., Kangas, K., Orell, M., 2003. </w:t>
+      </w:r>
+      <w:r>
+        <w:rPr>
+          <w:i/>
+        </w:rPr>
+        <w:t xml:space="preserve">Home range size of willow tits. </w:t>
+      </w:r>
+      <w:r>
+        <w:t>Oecologica, 136, 635–642 (2003)</w:t>
+      </w:r>
+    </w:p>
+    <w:p>
+      <w:r>
+        <w:t xml:space="preserve">SLU Artdatabanken, 2021. </w:t>
+      </w:r>
+      <w:r>
+        <w:rPr>
+          <w:i/>
+        </w:rPr>
+        <w:t xml:space="preserve">Artfaktablad. Naturvård – artfakta. </w:t>
+      </w:r>
+      <w:r>
+        <w:t>SLU Artdatabanken, Uppsala</w:t>
+      </w:r>
+    </w:p>
+    <w:p>
+      <w:pPr>
+        <w:pStyle w:val="Heading1"/>
+      </w:pPr>
+      <w:r>
         <w:t>Tretåig hackspett – ekologi samt krav på livsmiljön</w:t>
       </w:r>
     </w:p>
@@ -961,12 +1557,22 @@
         <w:pStyle w:val="Heading1"/>
       </w:pPr>
       <w:r>
-        <w:t>Spillkråka – ekologi samt krav på livsmiljön</w:t>
-      </w:r>
-    </w:p>
-    <w:p>
-      <w:r>
-        <w:t xml:space="preserve">Spillkråka (§4) ingår i bilaga 1 EU:s fågeldirektiv och är typisk art för </w:t>
+        <w:t>Grön sköldmossa – ekologi samt krav på livsmiljön</w:t>
+      </w:r>
+    </w:p>
+    <w:p>
+      <w:r>
+        <w:t>Grön sköldmossa (§8) växer på stubbar och lågor av olika trädslag, huvudsakligen i sena nedbrytningsstadier. Den förekommer främst i näringsrika granskogar med stort inslag av löv, arten är kortlivad och antalet kapslar varierar kraftigt mellan olika år. Grön sköldmossa kräver skog som har ett speciellt mikroklimat med hög och jämn luftfuktighet i kombination med rik tillgång på död ved (SLU Artdatabanken, 2021; Nitare &amp; Skogsstyrelsen, 2019).</w:t>
+      </w:r>
+    </w:p>
+    <w:p>
+      <w:r>
+        <w:t>Arten har sin huvudutbredning i sydöstra Sverige. Allvarligaste hoten är skogsavverkning och brist på död ved. Brist på naturligt döda träd i dagens produktionsskogar gör att arten blir allt sällsyntare (Hallingbäck, 2016). Död ved i större mängd bör lämnas och träd tillåtas åldras och dö för att skapa kontinuerlig tillgång på livsmiljöer. Träd och livsmiljö bör skyddas genom att lämna trädgrupper, ytor eller zoner (SLU Artdatabanken, 2021). I praktiken handlar det om åtminstone 50 meter med skyddande skog för att undvika uttorkning av marken (Hallingbäck, personligt meddelande 2022-02-24).</w:t>
+      </w:r>
+    </w:p>
+    <w:p>
+      <w:r>
+        <w:t xml:space="preserve">Grön sköldmossa är typisk art för </w:t>
       </w:r>
       <w:r>
         <w:rPr>
@@ -981,6 +1587,379 @@
         <w:rPr>
           <w:i/>
         </w:rPr>
+        <w:t xml:space="preserve"> 9750 Svämlövskog</w:t>
+      </w:r>
+      <w:r>
+        <w:t>, fridlyst enligt 8§ artskyddsförordningen och upptagen i EU:s Habitatdirektiv bilaga 2 vilket innebär att det finns ett uttalat intresse inom Europeiska unionen att bevara arten. Grön sköldmossa är en ansvarsart för Sverige då en särskilt stor andel av Europas population finns i landet. Förutom i östra Sverige har arten inga större sammanhängande utbredningar med gynnsam bevarandestatus söderut i Europa förrän i Montenegro. Det finns enbart liten förekomst med gynnsam regional bevarandestatus i södra Frankrike och södra Polen. Fridlysningen enligt §§ 8 och 15 Artskyddsförordningen innebär att det är förbjudet att på något sätt skada exemplar av arten, se artskyddsförordningen (2007:845):</w:t>
+      </w:r>
+    </w:p>
+    <w:p>
+      <w:pPr>
+        <w:pStyle w:val="ListBullet"/>
+      </w:pPr>
+      <w:r>
+        <w:t>8 § I fråga om sådana vilt levande kärlväxter, mossor, lavar, svampar och alger som anges i bilaga 2 till denna förordning är det förbjudet att i den omfattning som framgår av bilagan 1. plocka, gräva upp eller på annat sätt ta bort eller skada exemplar av växterna, och 2. ta bort eller skada frön eller andra delar.</w:t>
+      </w:r>
+    </w:p>
+    <w:p>
+      <w:pPr>
+        <w:pStyle w:val="ListBullet"/>
+      </w:pPr>
+      <w:r>
+        <w:t>15 § Länsstyrelsen får i det enskilda fallet ge dispens från förbuden i 6, 8 och 9 §§ som avser länet eller del av länet, om det inte finns någon annan lämplig lösning och dispensen inte försvårar upprätthållandet av en gynnsam bevarandestatus hos artens bestånd i dess naturliga utbredningsområde.</w:t>
+      </w:r>
+    </w:p>
+    <w:p>
+      <w:r>
+        <w:t>Grön sköldmossa är även listad som B i Artskyddsförordningen vilket innebär att den är en art av unionsintresse:</w:t>
+      </w:r>
+    </w:p>
+    <w:p>
+      <w:pPr>
+        <w:pStyle w:val="ListBullet"/>
+      </w:pPr>
+      <w:r>
+        <w:t>B: Arten har enligt fågeldirektivet eller art- och habitatdirektivet ett sådant unionsintresse att särskilda skyddsområden (fågeldirektivet) eller bevarandeområden (art- och habitatdirektivet) behöver utses. Arten finns upptagen i bilaga 2 till art- och habitatdirektivet.</w:t>
+      </w:r>
+    </w:p>
+    <w:p>
+      <w:r>
+        <w:t>Mark- och miljööverdomstolen (MÖD) har i mål nr M 2019-20 (18 februari 2019) slagit fast att grön sköldmossa (§8) är dispenspliktig och att exemplar av arten inte får skadas utan dispens (MÖD, mål nr M 2019-20).</w:t>
+      </w:r>
+    </w:p>
+    <w:p>
+      <w:r>
+        <w:t>Hallingbäck, personligt meddelande 2022-02-24</w:t>
+      </w:r>
+    </w:p>
+    <w:p>
+      <w:pPr>
+        <w:jc w:val="left"/>
+      </w:pPr>
+      <w:r>
+        <w:t>Från: Tomas Hallingbäck &lt;Tomas.Hallingback@slu.se&gt;</w:t>
+        <w:br/>
+        <w:t>Date: tors 24 feb. 2022 kl 17:49</w:t>
+        <w:br/>
+        <w:t>Subject: Re: Grön sköldmossa</w:t>
+        <w:br/>
+        <w:t>To: Magnus Kasselstrand &lt;magnus.kasselstrand@gmail.com&gt;</w:t>
+      </w:r>
+    </w:p>
+    <w:p>
+      <w:r>
+        <w:t>Hej Magnus,</w:t>
+      </w:r>
+    </w:p>
+    <w:p>
+      <w:r>
+        <w:t>Tyvärr finns inga studier på just detta, men uttorkning av underlaget är en starkt negativ faktor för grön sköldmossa, och jag brukar hänvisa till lokalklimatiska studier som visar att skyddskappan för att förhindra uttorkning av marken ligger på minst tre trädlängder skog (för plan mark), kortare för kuperad terräng, och detta blir i praktiken åtminstone 50 meter.</w:t>
+      </w:r>
+    </w:p>
+    <w:p>
+      <w:r>
+        <w:t>MVH</w:t>
+        <w:br/>
+        <w:t>Tomas Hallingbäck</w:t>
+      </w:r>
+    </w:p>
+    <w:p>
+      <w:pPr>
+        <w:pStyle w:val="Heading2"/>
+      </w:pPr>
+      <w:r>
+        <w:t>Referenser – grön sköldmossa</w:t>
+      </w:r>
+    </w:p>
+    <w:p>
+      <w:r>
+        <w:t xml:space="preserve">Hallingbäck T., 2016. </w:t>
+      </w:r>
+      <w:r>
+        <w:rPr>
+          <w:i/>
+        </w:rPr>
+        <w:t xml:space="preserve">Mossor en fältguide. </w:t>
+      </w:r>
+      <w:r>
+        <w:t>Naturcentrum.</w:t>
+      </w:r>
+    </w:p>
+    <w:p>
+      <w:r>
+        <w:t xml:space="preserve">Hallingbäck T., 2022. </w:t>
+      </w:r>
+      <w:r>
+        <w:rPr>
+          <w:i/>
+        </w:rPr>
+        <w:t xml:space="preserve">Personligt meddelande 2022-02-24. </w:t>
+      </w:r>
+      <w:r>
+        <w:t>SLU Artdatabanken.</w:t>
+      </w:r>
+    </w:p>
+    <w:p>
+      <w:r>
+        <w:t xml:space="preserve">Mark- och miljööverdomstolen. </w:t>
+      </w:r>
+      <w:r>
+        <w:rPr>
+          <w:i/>
+        </w:rPr>
+        <w:t xml:space="preserve">Dom 18 februari 2019 i mål nr M 2019-20 </w:t>
+      </w:r>
+      <w:r>
+        <w:t>(MÖD, mål nr M 2019-20)</w:t>
+      </w:r>
+    </w:p>
+    <w:p>
+      <w:r>
+        <w:t xml:space="preserve">Nitare, J., 2019. </w:t>
+      </w:r>
+      <w:r>
+        <w:rPr>
+          <w:i/>
+        </w:rPr>
+        <w:t xml:space="preserve">Skyddsvärd skog – Naturvårdsarter och andra kriterier för naturvärdesbedömning. </w:t>
+      </w:r>
+      <w:r>
+        <w:t>Skogsstyrelsen.</w:t>
+      </w:r>
+    </w:p>
+    <w:p>
+      <w:r>
+        <w:t xml:space="preserve">SLU Artdatabanken, 2021. </w:t>
+      </w:r>
+      <w:r>
+        <w:rPr>
+          <w:i/>
+        </w:rPr>
+        <w:t xml:space="preserve">Artfaktablad. Naturvård – artfakta. </w:t>
+      </w:r>
+      <w:r>
+        <w:t>SLU Artdatabanken, Uppsala</w:t>
+      </w:r>
+    </w:p>
+    <w:p>
+      <w:pPr>
+        <w:pStyle w:val="Heading1"/>
+      </w:pPr>
+      <w:r>
+        <w:t>Mindre märgborre – ekologi samt krav på livsmiljön</w:t>
+      </w:r>
+    </w:p>
+    <w:p>
+      <w:r>
+        <w:t xml:space="preserve">Mindre märgborre är en signalart för tallskog med höga naturvärden och kan lätt konstateras genom sina karaktäristiska måsvingeliknande gnagspår som ofta hittas på grova tallgrenar på marken. Mindre märgborre betraktas tillsammans med skarptandad barkborre som nyckelarter, eftersom en rad sällsynta efterföljande arter är beroende av deras gångsystem. Bland dessa kan nämnas åtgärdsprogramsarterna avlång barkborre (VU), </w:t>
+      </w:r>
+      <w:r>
+        <w:rPr>
+          <w:i/>
+        </w:rPr>
+        <w:t>Corticeus longulus</w:t>
+      </w:r>
+      <w:r>
+        <w:t xml:space="preserve"> (VU), tallgångbagge (VU), cholodkovskys bastborre (NT) och tallbarksvartbagge (NT) (Pettersson, 2014; Gunnarsson m fl., 1999).</w:t>
+      </w:r>
+    </w:p>
+    <w:p>
+      <w:r>
+        <w:t>Tallskogar tillhör de livsmiljöer som förändrats i stor skala, där många kvadratmil har omvandlats till unga produktionsskogar. I sådana skogar saknas förutsättningar för de ovannämnda sällsynta barkborrarna och alltmer kunskap tyder på att skogsbrukets omvandling av skogslandskapet, missgynnar åtgärdsprogrammets arter även inne i skyddade områden (Hedgren, 2012; Hedgren m.fl., 2010; Wikars m.fl., 2010; Wikars, 2009). Orsaken är sannolikt att dagens intensiva skogsbruk trivialiserar faunan på nydöda träd. Detta sker genom att generalister förökas upp i sådan grad i den brukade skogen att dessa även kommer att dominera i de för hållandevis små och fragmenterade områden som avsätts för naturvård (Appelqvist, 2005; Janzen, 1983; Ås, 1999).</w:t>
+      </w:r>
+    </w:p>
+    <w:p>
+      <w:r>
+        <w:t>Ett tydligt exempel på en generalist som gynnas av dagens skogsbruk är större märgborre på nydöd tall. Denna utvecklas förutom i vindfällen gärna i avverkningsavfall, inklusive avverkningsstubbar och röjningsstammar. Därmed har den större märgborren möjlighet att upprätthålla stora och stabila populationer på huvuddelen av landets skogsmark, vilket leder till en trivialisering av faunan. Större märgborre inverkar sannolikt direkt negativt på arter som tolvtandad barkborre (EN) och avlång barkborre (VU), och indirekt på de som är gynnade av blånadssvampar, dvs. följearter till framförallt mindre märgborre och skarptandad barkborre. De barkborrar som missgynnas av större märgborre är i mycket högre grad gynnade av tallar som dör genom självgallring, dvs. i normalfallet skog som inte används till skogsproduktion (Pettersson, 2014; Wikars, skriftl.).</w:t>
+      </w:r>
+    </w:p>
+    <w:p>
+      <w:r>
+        <w:t xml:space="preserve">Rika förekomster av främst mindre märgborre men även skarptandad barkborre är en signal för artrikedom och inventeringar har visat att det är i skogar med en naturlig självgallring som det skapas förutsättningar för dessa arter samt de efterföljande åtgärdsprogramsarterna (Pettersson, 2014; Hedgren, 2012). Tallskogar med stark förekomst av mindre märgborre och skarptandad barkborre bör avsättas som reservat. Generellt bör hänsyn tas vid slutavverkning av talldominerad skog så att avverkningsrester som gren- och toppdelar (s.k. GROT) lämnas. Mindre märgborre är typisk art för </w:t>
+      </w:r>
+      <w:r>
+        <w:rPr>
+          <w:i/>
+        </w:rPr>
+        <w:t>9060 Åsbarrskog</w:t>
+      </w:r>
+      <w:r>
+        <w:t xml:space="preserve"> (Pettersson, 2014; SLU Artdatabanken, 2026).</w:t>
+      </w:r>
+    </w:p>
+    <w:p>
+      <w:pPr>
+        <w:pStyle w:val="Heading2"/>
+      </w:pPr>
+      <w:r>
+        <w:t>Referenser – mindre märgborre</w:t>
+      </w:r>
+    </w:p>
+    <w:p>
+      <w:r>
+        <w:t xml:space="preserve">Appelqvist, T., 2005. </w:t>
+      </w:r>
+      <w:r>
+        <w:rPr>
+          <w:i/>
+        </w:rPr>
+        <w:t>Naturvårdsbiologisk forskning. Underlag för områdesskydd i landskapet.</w:t>
+      </w:r>
+      <w:r>
+        <w:t xml:space="preserve"> Naturvårdsverket, Rapport 5452.</w:t>
+      </w:r>
+    </w:p>
+    <w:p>
+      <w:r>
+        <w:t xml:space="preserve">Gunnarsson, B., Pettersson, R. B., Hake, M. och Hultengren, S. &amp; Sjöberg, K., 1999. </w:t>
+      </w:r>
+      <w:r>
+        <w:rPr>
+          <w:i/>
+        </w:rPr>
+        <w:t xml:space="preserve">Spindlar och skalbaggar som indikatorer i barrskog. </w:t>
+      </w:r>
+      <w:r>
+        <w:t>Skog &amp; Forskning, Nr. 2/99, s. 46–51.</w:t>
+      </w:r>
+    </w:p>
+    <w:p>
+      <w:r>
+        <w:t xml:space="preserve">Hedgren, O., 2012. </w:t>
+      </w:r>
+      <w:r>
+        <w:rPr>
+          <w:i/>
+        </w:rPr>
+        <w:t>Hotade insekter på tallved i Dalarna.</w:t>
+      </w:r>
+      <w:r>
+        <w:t xml:space="preserve"> Länsstyrelsen Dalarna, Naturvårdsenheten. Rapport 2012:16.</w:t>
+      </w:r>
+    </w:p>
+    <w:p>
+      <w:r>
+        <w:t xml:space="preserve">Hedgren, O. 2010. </w:t>
+      </w:r>
+      <w:r>
+        <w:rPr>
+          <w:i/>
+        </w:rPr>
+        <w:t>Vedinsekter i tallskog och på brandfält i Värmland.</w:t>
+      </w:r>
+      <w:r>
+        <w:t xml:space="preserve"> Länsstyrelsen Värmland, Stencil, 39 s.</w:t>
+      </w:r>
+    </w:p>
+    <w:p>
+      <w:r>
+        <w:t xml:space="preserve">Janzen, D. H., 1983. </w:t>
+      </w:r>
+      <w:r>
+        <w:rPr>
+          <w:i/>
+        </w:rPr>
+        <w:t>No park is an island: Increase in interference from outside as park size decreases</w:t>
+      </w:r>
+      <w:r>
+        <w:t>. Oikos 41: 402–410.</w:t>
+      </w:r>
+    </w:p>
+    <w:p>
+      <w:r>
+        <w:t xml:space="preserve">Jonsell, M., Weslien, J. &amp; Ehn ström, B., 1998. </w:t>
+      </w:r>
+      <w:r>
+        <w:rPr>
+          <w:i/>
+        </w:rPr>
+        <w:t>Substrate requirements of red-listed saproxylic invertebrates in Sweden</w:t>
+      </w:r>
+      <w:r>
+        <w:t>. Biodiversity and Conserv. 7: 749–764.</w:t>
+      </w:r>
+    </w:p>
+    <w:p>
+      <w:r>
+        <w:t xml:space="preserve">Pettersson, R. B., 2014). </w:t>
+      </w:r>
+      <w:r>
+        <w:rPr>
+          <w:i/>
+        </w:rPr>
+        <w:t>Åtgärdsprogram för skalbaggar på nyligen död tall, 2014–2018.</w:t>
+      </w:r>
+      <w:r>
+        <w:t xml:space="preserve"> Rapport 6599. Bromma: Naturvårdsverket.</w:t>
+      </w:r>
+    </w:p>
+    <w:p>
+      <w:r>
+        <w:t xml:space="preserve">SLU Artdatabanken, 2026. </w:t>
+      </w:r>
+      <w:r>
+        <w:rPr>
+          <w:i/>
+        </w:rPr>
+        <w:t xml:space="preserve">Artfaktablad. Naturvård – artfakta. </w:t>
+      </w:r>
+      <w:r>
+        <w:t>SLU Artdatabanken, Uppsala.</w:t>
+      </w:r>
+    </w:p>
+    <w:p>
+      <w:r>
+        <w:t xml:space="preserve">Wikars, L.-O., Hansson, J. &amp; Hedgren, O., 2010. </w:t>
+      </w:r>
+      <w:r>
+        <w:rPr>
+          <w:i/>
+        </w:rPr>
+        <w:t>Inventering av vedlevande skalbaggar – tallskogar i Örebro län.</w:t>
+      </w:r>
+      <w:r>
+        <w:t xml:space="preserve"> Länsstyrelsen i Örebro län, publ.nr. 2010:2.</w:t>
+      </w:r>
+    </w:p>
+    <w:p>
+      <w:r>
+        <w:t xml:space="preserve">Wikars, L.-O., 2009. </w:t>
+      </w:r>
+      <w:r>
+        <w:rPr>
+          <w:i/>
+        </w:rPr>
+        <w:t>Vedskalbaggar i Hamra nationalpark, Gävleborgs län.</w:t>
+      </w:r>
+      <w:r>
+        <w:t xml:space="preserve"> Länsstyrelsen Gävleborg, Rapport 2009:14.</w:t>
+      </w:r>
+    </w:p>
+    <w:p>
+      <w:pPr>
+        <w:pStyle w:val="Heading1"/>
+      </w:pPr>
+      <w:r>
+        <w:t>Spillkråka – ekologi samt krav på livsmiljön</w:t>
+      </w:r>
+    </w:p>
+    <w:p>
+      <w:r>
+        <w:t xml:space="preserve">Spillkråka (§4) ingår i bilaga 1 EU:s fågeldirektiv och är typisk art för </w:t>
+      </w:r>
+      <w:r>
+        <w:rPr>
+          <w:i/>
+        </w:rPr>
+        <w:t xml:space="preserve">9010 Taiga </w:t>
+      </w:r>
+      <w:r>
+        <w:t>och</w:t>
+      </w:r>
+      <w:r>
+        <w:rPr>
+          <w:i/>
+        </w:rPr>
         <w:t xml:space="preserve"> 9740 Skogsbevuxen myr</w:t>
       </w:r>
       <w:r>
@@ -1102,7 +2081,7 @@
         <w:drawing>
           <wp:inline xmlns:a="http://schemas.openxmlformats.org/drawingml/2006/main" xmlns:pic="http://schemas.openxmlformats.org/drawingml/2006/picture">
             <wp:extent cx="5486400" cy="2905862"/>
-            <wp:docPr id="2" name="Picture 2"/>
+            <wp:docPr id="3" name="Picture 3"/>
             <wp:cNvGraphicFramePr>
               <a:graphicFrameLocks noChangeAspect="1"/>
             </wp:cNvGraphicFramePr>
@@ -1114,7 +2093,7 @@
                     <pic:cNvPicPr/>
                   </pic:nvPicPr>
                   <pic:blipFill>
-                    <a:blip r:embed="rId17"/>
+                    <a:blip r:embed="rId18"/>
                     <a:stretch>
                       <a:fillRect/>
                     </a:stretch>
@@ -1404,7 +2383,7 @@
     <w:r>
       <w:tab/>
       <w:tab/>
-      <w:t>2026-10-29</w:t>
+      <w:t>2026-10-31</w:t>
       <w:br/>
       <w:br/>
     </w:r>
